--- a/PowerBI_QnA_Client_Presentation.docx
+++ b/PowerBI_QnA_Client_Presentation.docx
@@ -228,15 +228,24 @@
     </w:p>
     <w:p>
       <w:pPr>
-        <w:pStyle w:val="Caption"/>
         <w:jc w:val="center"/>
       </w:pPr>
       <w:r>
-        <w:rPr/>
+        <w:rPr>
+          <w:i/>
+          <w:iCs/>
+          <w:color w:val="595959"/>
+          <w:sz w:val="18"/>
+        </w:rPr>
         <w:t xml:space="preserve">Figure 1. </w:t>
       </w:r>
       <w:r>
-        <w:rPr/>
+        <w:rPr>
+          <w:i/>
+          <w:iCs/>
+          <w:color w:val="595959"/>
+          <w:sz w:val="18"/>
+        </w:rPr>
         <w:t xml:space="preserve">The Q&amp;A visual inside a report — a user types a plain-language question and gets an instant chart (illustrative).</w:t>
       </w:r>
     </w:p>
@@ -258,7 +267,10 @@
         </w:numPr>
       </w:pPr>
       <w:r>
-        <w:rPr/>
+        <w:rPr>
+          <w:b/>
+          <w:bCs/>
+        </w:rPr>
         <w:t xml:space="preserve">Plain-language self-service: </w:t>
       </w:r>
       <w:r>
@@ -275,7 +287,10 @@
         </w:numPr>
       </w:pPr>
       <w:r>
-        <w:rPr/>
+        <w:rPr>
+          <w:b/>
+          <w:bCs/>
+        </w:rPr>
         <w:t xml:space="preserve">Instant answers: </w:t>
       </w:r>
       <w:r>
@@ -292,7 +307,10 @@
         </w:numPr>
       </w:pPr>
       <w:r>
-        <w:rPr/>
+        <w:rPr>
+          <w:b/>
+          <w:bCs/>
+        </w:rPr>
         <w:t xml:space="preserve">Guided by suggestions: </w:t>
       </w:r>
       <w:r>
@@ -309,7 +327,10 @@
         </w:numPr>
       </w:pPr>
       <w:r>
-        <w:rPr/>
+        <w:rPr>
+          <w:b/>
+          <w:bCs/>
+        </w:rPr>
         <w:t xml:space="preserve">Right visual, automatically: </w:t>
       </w:r>
       <w:r>
@@ -326,7 +347,10 @@
         </w:numPr>
       </w:pPr>
       <w:r>
-        <w:rPr/>
+        <w:rPr>
+          <w:b/>
+          <w:bCs/>
+        </w:rPr>
         <w:t xml:space="preserve">Trusted, governed data: </w:t>
       </w:r>
       <w:r>
@@ -343,7 +367,10 @@
         </w:numPr>
       </w:pPr>
       <w:r>
-        <w:rPr/>
+        <w:rPr>
+          <w:b/>
+          <w:bCs/>
+        </w:rPr>
         <w:t xml:space="preserve">Available on Pro: </w:t>
       </w:r>
       <w:r>
@@ -405,15 +432,24 @@
     </w:p>
     <w:p>
       <w:pPr>
-        <w:pStyle w:val="Caption"/>
         <w:jc w:val="center"/>
       </w:pPr>
       <w:r>
-        <w:rPr/>
+        <w:rPr>
+          <w:i/>
+          <w:iCs/>
+          <w:color w:val="595959"/>
+          <w:sz w:val="18"/>
+        </w:rPr>
         <w:t xml:space="preserve">Figure 2. </w:t>
       </w:r>
       <w:r>
-        <w:rPr/>
+        <w:rPr>
+          <w:i/>
+          <w:iCs/>
+          <w:color w:val="595959"/>
+          <w:sz w:val="18"/>
+        </w:rPr>
         <w:t xml:space="preserve">Q&amp;A suggests and auto-completes questions as the user types, then renders the matching visual (illustrative).</w:t>
       </w:r>
     </w:p>
@@ -455,7 +491,10 @@
         <w:t xml:space="preserve"> — Open your report in </w:t>
       </w:r>
       <w:r>
-        <w:rPr/>
+        <w:rPr>
+          <w:b/>
+          <w:bCs/>
+        </w:rPr>
         <w:t xml:space="preserve">Power BI Desktop</w:t>
       </w:r>
       <w:r>
@@ -476,7 +515,10 @@
         <w:t xml:space="preserve"> — On the ribbon, go to the </w:t>
       </w:r>
       <w:r>
-        <w:rPr/>
+        <w:rPr>
+          <w:b/>
+          <w:bCs/>
+        </w:rPr>
         <w:t xml:space="preserve">Insert</w:t>
       </w:r>
       <w:r>
@@ -484,7 +526,10 @@
         <w:t xml:space="preserve"> tab and click </w:t>
       </w:r>
       <w:r>
-        <w:rPr/>
+        <w:rPr>
+          <w:b/>
+          <w:bCs/>
+        </w:rPr>
         <w:t xml:space="preserve">Q&amp;A</w:t>
       </w:r>
       <w:r>
@@ -559,15 +604,24 @@
     </w:p>
     <w:p>
       <w:pPr>
-        <w:pStyle w:val="Caption"/>
         <w:jc w:val="center"/>
       </w:pPr>
       <w:r>
-        <w:rPr/>
+        <w:rPr>
+          <w:i/>
+          <w:iCs/>
+          <w:color w:val="595959"/>
+          <w:sz w:val="18"/>
+        </w:rPr>
         <w:t xml:space="preserve">Figure 3. </w:t>
       </w:r>
       <w:r>
-        <w:rPr/>
+        <w:rPr>
+          <w:i/>
+          <w:iCs/>
+          <w:color w:val="595959"/>
+          <w:sz w:val="18"/>
+        </w:rPr>
         <w:t xml:space="preserve">Insert ▸ Q&amp;A adds the natural-language visual to the report canvas (illustrative).</w:t>
       </w:r>
     </w:p>
@@ -596,7 +650,10 @@
         </w:numPr>
       </w:pPr>
       <w:r>
-        <w:rPr/>
+        <w:rPr>
+          <w:b/>
+          <w:bCs/>
+        </w:rPr>
         <w:t xml:space="preserve">Synonyms: </w:t>
       </w:r>
       <w:r>
@@ -613,7 +670,10 @@
         </w:numPr>
       </w:pPr>
       <w:r>
-        <w:rPr/>
+        <w:rPr>
+          <w:b/>
+          <w:bCs/>
+        </w:rPr>
         <w:t xml:space="preserve">Teach Q&amp;A: </w:t>
       </w:r>
       <w:r>
@@ -630,7 +690,10 @@
         </w:numPr>
       </w:pPr>
       <w:r>
-        <w:rPr/>
+        <w:rPr>
+          <w:b/>
+          <w:bCs/>
+        </w:rPr>
         <w:t xml:space="preserve">Review questions: </w:t>
       </w:r>
       <w:r>
@@ -692,15 +755,24 @@
     </w:p>
     <w:p>
       <w:pPr>
-        <w:pStyle w:val="Caption"/>
         <w:jc w:val="center"/>
       </w:pPr>
       <w:r>
-        <w:rPr/>
+        <w:rPr>
+          <w:i/>
+          <w:iCs/>
+          <w:color w:val="595959"/>
+          <w:sz w:val="18"/>
+        </w:rPr>
         <w:t xml:space="preserve">Figure 4. </w:t>
       </w:r>
       <w:r>
-        <w:rPr/>
+        <w:rPr>
+          <w:i/>
+          <w:iCs/>
+          <w:color w:val="595959"/>
+          <w:sz w:val="18"/>
+        </w:rPr>
         <w:t xml:space="preserve">Q&amp;A setup — adding synonyms so Q&amp;A understands the terms your users type (illustrative).</w:t>
       </w:r>
     </w:p>
@@ -722,7 +794,10 @@
         </w:numPr>
       </w:pPr>
       <w:r>
-        <w:rPr/>
+        <w:rPr>
+          <w:b/>
+          <w:bCs/>
+        </w:rPr>
         <w:t xml:space="preserve">Publish: </w:t>
       </w:r>
       <w:r>
@@ -739,7 +814,10 @@
         </w:numPr>
       </w:pPr>
       <w:r>
-        <w:rPr/>
+        <w:rPr>
+          <w:b/>
+          <w:bCs/>
+        </w:rPr>
         <w:t xml:space="preserve">Share: </w:t>
       </w:r>
       <w:r>
@@ -1399,7 +1477,10 @@
         </w:numPr>
       </w:pPr>
       <w:r>
-        <w:rPr/>
+        <w:rPr>
+          <w:b/>
+          <w:bCs/>
+        </w:rPr>
         <w:t xml:space="preserve">Useful: </w:t>
       </w:r>
       <w:r>
@@ -1416,7 +1497,10 @@
         </w:numPr>
       </w:pPr>
       <w:r>
-        <w:rPr/>
+        <w:rPr>
+          <w:b/>
+          <w:bCs/>
+        </w:rPr>
         <w:t xml:space="preserve">Easy to enable: </w:t>
       </w:r>
       <w:r>
@@ -1433,7 +1517,10 @@
         </w:numPr>
       </w:pPr>
       <w:r>
-        <w:rPr/>
+        <w:rPr>
+          <w:b/>
+          <w:bCs/>
+        </w:rPr>
         <w:t xml:space="preserve">Reduces manual effort: </w:t>
       </w:r>
       <w:r>
@@ -1450,7 +1537,10 @@
         </w:numPr>
       </w:pPr>
       <w:r>
-        <w:rPr/>
+        <w:rPr>
+          <w:b/>
+          <w:bCs/>
+        </w:rPr>
         <w:t xml:space="preserve">No extra cost: </w:t>
       </w:r>
       <w:r>
@@ -1554,8 +1644,8 @@
         <w:rPr>
           <w:i/>
           <w:iCs/>
-          <w:sz w:val="16"/>
-          <w:szCs w:val="16"/>
+          <w:color w:val="595959"/>
+          <w:sz w:val="18"/>
         </w:rPr>
         <w:t xml:space="preserve">Note: The figures in this document are illustrative representations of the Power BI Q&amp;A experience created for this presentation; the live interface may vary by version.</w:t>
       </w:r>
@@ -1886,7 +1976,7 @@
 </file>
 
 <file path=word/styles.xml><?xml version="1.0" encoding="utf-8"?>
-<w:styles xmlns:mc="http://schemas.openxmlformats.org/markup-compatibility/2006" xmlns:r="http://schemas.openxmlformats.org/officeDocument/2006/relationships" xmlns:w="http://schemas.openxmlformats.org/wordprocessingml/2006/main" xmlns:w14="http://schemas.microsoft.com/office/word/2010/wordml" mc:Ignorable="w14">
+<w:styles xmlns:mc="http://schemas.openxmlformats.org/markup-compatibility/2006" xmlns:r="http://schemas.openxmlformats.org/officeDocument/2006/relationships" xmlns:w="http://schemas.openxmlformats.org/wordprocessingml/2006/main" xmlns:w14="http://schemas.microsoft.com/office/word/2010/wordml" xmlns:w15="http://schemas.microsoft.com/office/word/2012/wordml" xmlns:w16cex="http://schemas.microsoft.com/office/word/2018/wordml/cex" xmlns:w16cid="http://schemas.microsoft.com/office/word/2016/wordml/cid" xmlns:w16="http://schemas.microsoft.com/office/word/2018/wordml" xmlns:w16du="http://schemas.microsoft.com/office/word/2023/wordml/word16du" xmlns:w16sdtdh="http://schemas.microsoft.com/office/word/2020/wordml/sdtdatahash" xmlns:w16sdtfl="http://schemas.microsoft.com/office/word/2024/wordml/sdtformatlock" xmlns:w16se="http://schemas.microsoft.com/office/word/2015/wordml/symex" mc:Ignorable="w14 w15 w16se w16cid w16 w16cex w16sdtdh w16sdtfl w16du">
   <w:docDefaults>
     <w:rPrDefault>
       <w:rPr>
@@ -1902,193 +1992,382 @@
       </w:pPr>
     </w:pPrDefault>
   </w:docDefaults>
-  <w:latentStyles w:defLockedState="0" w:defUIPriority="99" w:defSemiHidden="1" w:defUnhideWhenUsed="1" w:defQFormat="0" w:count="276">
-    <w:lsdException w:name="Normal" w:semiHidden="0" w:uiPriority="0" w:unhideWhenUsed="0" w:qFormat="1"/>
-    <w:lsdException w:name="heading 1" w:semiHidden="0" w:uiPriority="9" w:unhideWhenUsed="0" w:qFormat="1"/>
-    <w:lsdException w:name="heading 2" w:uiPriority="9" w:qFormat="1"/>
-    <w:lsdException w:name="heading 3" w:uiPriority="9" w:qFormat="1"/>
-    <w:lsdException w:name="heading 4" w:uiPriority="9" w:qFormat="1"/>
-    <w:lsdException w:name="heading 5" w:uiPriority="9" w:qFormat="1"/>
-    <w:lsdException w:name="heading 6" w:uiPriority="9" w:qFormat="1"/>
-    <w:lsdException w:name="heading 7" w:uiPriority="9" w:qFormat="1"/>
-    <w:lsdException w:name="heading 8" w:uiPriority="9" w:qFormat="1"/>
-    <w:lsdException w:name="heading 9" w:uiPriority="9" w:qFormat="1"/>
-    <w:lsdException w:name="toc 1" w:uiPriority="39"/>
-    <w:lsdException w:name="toc 2" w:uiPriority="39"/>
-    <w:lsdException w:name="toc 3" w:uiPriority="39"/>
-    <w:lsdException w:name="toc 4" w:uiPriority="39"/>
-    <w:lsdException w:name="toc 5" w:uiPriority="39"/>
-    <w:lsdException w:name="toc 6" w:uiPriority="39"/>
-    <w:lsdException w:name="toc 7" w:uiPriority="39"/>
-    <w:lsdException w:name="toc 8" w:uiPriority="39"/>
-    <w:lsdException w:name="toc 9" w:uiPriority="39"/>
-    <w:lsdException w:name="caption" w:uiPriority="35" w:qFormat="1"/>
-    <w:lsdException w:name="Title" w:semiHidden="0" w:uiPriority="10" w:unhideWhenUsed="0" w:qFormat="1"/>
-    <w:lsdException w:name="Default Paragraph Font" w:uiPriority="1"/>
-    <w:lsdException w:name="Subtitle" w:semiHidden="0" w:uiPriority="11" w:unhideWhenUsed="0" w:qFormat="1"/>
-    <w:lsdException w:name="Strong" w:semiHidden="0" w:uiPriority="22" w:unhideWhenUsed="0" w:qFormat="1"/>
-    <w:lsdException w:name="Emphasis" w:semiHidden="0" w:uiPriority="20" w:unhideWhenUsed="0" w:qFormat="1"/>
-    <w:lsdException w:name="Table Grid" w:semiHidden="0" w:uiPriority="59" w:unhideWhenUsed="0"/>
-    <w:lsdException w:name="Placeholder Text" w:unhideWhenUsed="0"/>
-    <w:lsdException w:name="No Spacing" w:semiHidden="0" w:uiPriority="1" w:unhideWhenUsed="0" w:qFormat="1"/>
-    <w:lsdException w:name="Light Shading" w:semiHidden="0" w:uiPriority="60" w:unhideWhenUsed="0"/>
-    <w:lsdException w:name="Light List" w:semiHidden="0" w:uiPriority="61" w:unhideWhenUsed="0"/>
-    <w:lsdException w:name="Light Grid" w:semiHidden="0" w:uiPriority="62" w:unhideWhenUsed="0"/>
-    <w:lsdException w:name="Medium Shading 1" w:semiHidden="0" w:uiPriority="63" w:unhideWhenUsed="0"/>
-    <w:lsdException w:name="Medium Shading 2" w:semiHidden="0" w:uiPriority="64" w:unhideWhenUsed="0"/>
-    <w:lsdException w:name="Medium List 1" w:semiHidden="0" w:uiPriority="65" w:unhideWhenUsed="0"/>
-    <w:lsdException w:name="Medium List 2" w:semiHidden="0" w:uiPriority="66" w:unhideWhenUsed="0"/>
-    <w:lsdException w:name="Medium Grid 1" w:semiHidden="0" w:uiPriority="67" w:unhideWhenUsed="0"/>
-    <w:lsdException w:name="Medium Grid 2" w:semiHidden="0" w:uiPriority="68" w:unhideWhenUsed="0"/>
-    <w:lsdException w:name="Medium Grid 3" w:semiHidden="0" w:uiPriority="69" w:unhideWhenUsed="0"/>
-    <w:lsdException w:name="Dark List" w:semiHidden="0" w:uiPriority="70" w:unhideWhenUsed="0"/>
-    <w:lsdException w:name="Colorful Shading" w:semiHidden="0" w:uiPriority="71" w:unhideWhenUsed="0"/>
-    <w:lsdException w:name="Colorful List" w:semiHidden="0" w:uiPriority="72" w:unhideWhenUsed="0"/>
-    <w:lsdException w:name="Colorful Grid" w:semiHidden="0" w:uiPriority="73" w:unhideWhenUsed="0"/>
-    <w:lsdException w:name="Light Shading Accent 1" w:semiHidden="0" w:uiPriority="60" w:unhideWhenUsed="0"/>
-    <w:lsdException w:name="Light List Accent 1" w:semiHidden="0" w:uiPriority="61" w:unhideWhenUsed="0"/>
-    <w:lsdException w:name="Light Grid Accent 1" w:semiHidden="0" w:uiPriority="62" w:unhideWhenUsed="0"/>
-    <w:lsdException w:name="Medium Shading 1 Accent 1" w:semiHidden="0" w:uiPriority="63" w:unhideWhenUsed="0"/>
-    <w:lsdException w:name="Medium Shading 2 Accent 1" w:semiHidden="0" w:uiPriority="64" w:unhideWhenUsed="0"/>
-    <w:lsdException w:name="Medium List 1 Accent 1" w:semiHidden="0" w:uiPriority="65" w:unhideWhenUsed="0"/>
-    <w:lsdException w:name="Revision" w:unhideWhenUsed="0"/>
-    <w:lsdException w:name="List Paragraph" w:semiHidden="0" w:uiPriority="34" w:unhideWhenUsed="0" w:qFormat="1"/>
-    <w:lsdException w:name="Quote" w:semiHidden="0" w:uiPriority="29" w:unhideWhenUsed="0" w:qFormat="1"/>
-    <w:lsdException w:name="Intense Quote" w:semiHidden="0" w:uiPriority="30" w:unhideWhenUsed="0" w:qFormat="1"/>
-    <w:lsdException w:name="Medium List 2 Accent 1" w:semiHidden="0" w:uiPriority="66" w:unhideWhenUsed="0"/>
-    <w:lsdException w:name="Medium Grid 1 Accent 1" w:semiHidden="0" w:uiPriority="67" w:unhideWhenUsed="0"/>
-    <w:lsdException w:name="Medium Grid 2 Accent 1" w:semiHidden="0" w:uiPriority="68" w:unhideWhenUsed="0"/>
-    <w:lsdException w:name="Medium Grid 3 Accent 1" w:semiHidden="0" w:uiPriority="69" w:unhideWhenUsed="0"/>
-    <w:lsdException w:name="Dark List Accent 1" w:semiHidden="0" w:uiPriority="70" w:unhideWhenUsed="0"/>
-    <w:lsdException w:name="Colorful Shading Accent 1" w:semiHidden="0" w:uiPriority="71" w:unhideWhenUsed="0"/>
-    <w:lsdException w:name="Colorful List Accent 1" w:semiHidden="0" w:uiPriority="72" w:unhideWhenUsed="0"/>
-    <w:lsdException w:name="Colorful Grid Accent 1" w:semiHidden="0" w:uiPriority="73" w:unhideWhenUsed="0"/>
-    <w:lsdException w:name="Light Shading Accent 2" w:semiHidden="0" w:uiPriority="60" w:unhideWhenUsed="0"/>
-    <w:lsdException w:name="Light List Accent 2" w:semiHidden="0" w:uiPriority="61" w:unhideWhenUsed="0"/>
-    <w:lsdException w:name="Light Grid Accent 2" w:semiHidden="0" w:uiPriority="62" w:unhideWhenUsed="0"/>
-    <w:lsdException w:name="Medium Shading 1 Accent 2" w:semiHidden="0" w:uiPriority="63" w:unhideWhenUsed="0"/>
-    <w:lsdException w:name="Medium Shading 2 Accent 2" w:semiHidden="0" w:uiPriority="64" w:unhideWhenUsed="0"/>
-    <w:lsdException w:name="Medium List 1 Accent 2" w:semiHidden="0" w:uiPriority="65" w:unhideWhenUsed="0"/>
-    <w:lsdException w:name="Medium List 2 Accent 2" w:semiHidden="0" w:uiPriority="66" w:unhideWhenUsed="0"/>
-    <w:lsdException w:name="Medium Grid 1 Accent 2" w:semiHidden="0" w:uiPriority="67" w:unhideWhenUsed="0"/>
-    <w:lsdException w:name="Medium Grid 2 Accent 2" w:semiHidden="0" w:uiPriority="68" w:unhideWhenUsed="0"/>
-    <w:lsdException w:name="Medium Grid 3 Accent 2" w:semiHidden="0" w:uiPriority="69" w:unhideWhenUsed="0"/>
-    <w:lsdException w:name="Dark List Accent 2" w:semiHidden="0" w:uiPriority="70" w:unhideWhenUsed="0"/>
-    <w:lsdException w:name="Colorful Shading Accent 2" w:semiHidden="0" w:uiPriority="71" w:unhideWhenUsed="0"/>
-    <w:lsdException w:name="Colorful List Accent 2" w:semiHidden="0" w:uiPriority="72" w:unhideWhenUsed="0"/>
-    <w:lsdException w:name="Colorful Grid Accent 2" w:semiHidden="0" w:uiPriority="73" w:unhideWhenUsed="0"/>
-    <w:lsdException w:name="Light Shading Accent 3" w:semiHidden="0" w:uiPriority="60" w:unhideWhenUsed="0"/>
-    <w:lsdException w:name="Light List Accent 3" w:semiHidden="0" w:uiPriority="61" w:unhideWhenUsed="0"/>
-    <w:lsdException w:name="Light Grid Accent 3" w:semiHidden="0" w:uiPriority="62" w:unhideWhenUsed="0"/>
-    <w:lsdException w:name="Medium Shading 1 Accent 3" w:semiHidden="0" w:uiPriority="63" w:unhideWhenUsed="0"/>
-    <w:lsdException w:name="Medium Shading 2 Accent 3" w:semiHidden="0" w:uiPriority="64" w:unhideWhenUsed="0"/>
-    <w:lsdException w:name="Medium List 1 Accent 3" w:semiHidden="0" w:uiPriority="65" w:unhideWhenUsed="0"/>
-    <w:lsdException w:name="Medium List 2 Accent 3" w:semiHidden="0" w:uiPriority="66" w:unhideWhenUsed="0"/>
-    <w:lsdException w:name="Medium Grid 1 Accent 3" w:semiHidden="0" w:uiPriority="67" w:unhideWhenUsed="0"/>
-    <w:lsdException w:name="Medium Grid 2 Accent 3" w:semiHidden="0" w:uiPriority="68" w:unhideWhenUsed="0"/>
-    <w:lsdException w:name="Medium Grid 3 Accent 3" w:semiHidden="0" w:uiPriority="69" w:unhideWhenUsed="0"/>
-    <w:lsdException w:name="Dark List Accent 3" w:semiHidden="0" w:uiPriority="70" w:unhideWhenUsed="0"/>
-    <w:lsdException w:name="Colorful Shading Accent 3" w:semiHidden="0" w:uiPriority="71" w:unhideWhenUsed="0"/>
-    <w:lsdException w:name="Colorful List Accent 3" w:semiHidden="0" w:uiPriority="72" w:unhideWhenUsed="0"/>
-    <w:lsdException w:name="Colorful Grid Accent 3" w:semiHidden="0" w:uiPriority="73" w:unhideWhenUsed="0"/>
-    <w:lsdException w:name="Light Shading Accent 4" w:semiHidden="0" w:uiPriority="60" w:unhideWhenUsed="0"/>
-    <w:lsdException w:name="Light List Accent 4" w:semiHidden="0" w:uiPriority="61" w:unhideWhenUsed="0"/>
-    <w:lsdException w:name="Light Grid Accent 4" w:semiHidden="0" w:uiPriority="62" w:unhideWhenUsed="0"/>
-    <w:lsdException w:name="Medium Shading 1 Accent 4" w:semiHidden="0" w:uiPriority="63" w:unhideWhenUsed="0"/>
-    <w:lsdException w:name="Medium Shading 2 Accent 4" w:semiHidden="0" w:uiPriority="64" w:unhideWhenUsed="0"/>
-    <w:lsdException w:name="Medium List 1 Accent 4" w:semiHidden="0" w:uiPriority="65" w:unhideWhenUsed="0"/>
-    <w:lsdException w:name="Medium List 2 Accent 4" w:semiHidden="0" w:uiPriority="66" w:unhideWhenUsed="0"/>
-    <w:lsdException w:name="Medium Grid 1 Accent 4" w:semiHidden="0" w:uiPriority="67" w:unhideWhenUsed="0"/>
-    <w:lsdException w:name="Medium Grid 2 Accent 4" w:semiHidden="0" w:uiPriority="68" w:unhideWhenUsed="0"/>
-    <w:lsdException w:name="Medium Grid 3 Accent 4" w:semiHidden="0" w:uiPriority="69" w:unhideWhenUsed="0"/>
-    <w:lsdException w:name="Dark List Accent 4" w:semiHidden="0" w:uiPriority="70" w:unhideWhenUsed="0"/>
-    <w:lsdException w:name="Colorful Shading Accent 4" w:semiHidden="0" w:uiPriority="71" w:unhideWhenUsed="0"/>
-    <w:lsdException w:name="Colorful List Accent 4" w:semiHidden="0" w:uiPriority="72" w:unhideWhenUsed="0"/>
-    <w:lsdException w:name="Colorful Grid Accent 4" w:semiHidden="0" w:uiPriority="73" w:unhideWhenUsed="0"/>
-    <w:lsdException w:name="Light Shading Accent 5" w:semiHidden="0" w:uiPriority="60" w:unhideWhenUsed="0"/>
-    <w:lsdException w:name="Light List Accent 5" w:semiHidden="0" w:uiPriority="61" w:unhideWhenUsed="0"/>
-    <w:lsdException w:name="Light Grid Accent 5" w:semiHidden="0" w:uiPriority="62" w:unhideWhenUsed="0"/>
-    <w:lsdException w:name="Medium Shading 1 Accent 5" w:semiHidden="0" w:uiPriority="63" w:unhideWhenUsed="0"/>
-    <w:lsdException w:name="Medium Shading 2 Accent 5" w:semiHidden="0" w:uiPriority="64" w:unhideWhenUsed="0"/>
-    <w:lsdException w:name="Medium List 1 Accent 5" w:semiHidden="0" w:uiPriority="65" w:unhideWhenUsed="0"/>
-    <w:lsdException w:name="Medium List 2 Accent 5" w:semiHidden="0" w:uiPriority="66" w:unhideWhenUsed="0"/>
-    <w:lsdException w:name="Medium Grid 1 Accent 5" w:semiHidden="0" w:uiPriority="67" w:unhideWhenUsed="0"/>
-    <w:lsdException w:name="Medium Grid 2 Accent 5" w:semiHidden="0" w:uiPriority="68" w:unhideWhenUsed="0"/>
-    <w:lsdException w:name="Medium Grid 3 Accent 5" w:semiHidden="0" w:uiPriority="69" w:unhideWhenUsed="0"/>
-    <w:lsdException w:name="Dark List Accent 5" w:semiHidden="0" w:uiPriority="70" w:unhideWhenUsed="0"/>
-    <w:lsdException w:name="Colorful Shading Accent 5" w:semiHidden="0" w:uiPriority="71" w:unhideWhenUsed="0"/>
-    <w:lsdException w:name="Colorful List Accent 5" w:semiHidden="0" w:uiPriority="72" w:unhideWhenUsed="0"/>
-    <w:lsdException w:name="Colorful Grid Accent 5" w:semiHidden="0" w:uiPriority="73" w:unhideWhenUsed="0"/>
-    <w:lsdException w:name="Light Shading Accent 6" w:semiHidden="0" w:uiPriority="60" w:unhideWhenUsed="0"/>
-    <w:lsdException w:name="Light List Accent 6" w:semiHidden="0" w:uiPriority="61" w:unhideWhenUsed="0"/>
-    <w:lsdException w:name="Light Grid Accent 6" w:semiHidden="0" w:uiPriority="62" w:unhideWhenUsed="0"/>
-    <w:lsdException w:name="Medium Shading 1 Accent 6" w:semiHidden="0" w:uiPriority="63" w:unhideWhenUsed="0"/>
-    <w:lsdException w:name="Medium Shading 2 Accent 6" w:semiHidden="0" w:uiPriority="64" w:unhideWhenUsed="0"/>
-    <w:lsdException w:name="Medium List 1 Accent 6" w:semiHidden="0" w:uiPriority="65" w:unhideWhenUsed="0"/>
-    <w:lsdException w:name="Medium List 2 Accent 6" w:semiHidden="0" w:uiPriority="66" w:unhideWhenUsed="0"/>
-    <w:lsdException w:name="Medium Grid 1 Accent 6" w:semiHidden="0" w:uiPriority="67" w:unhideWhenUsed="0"/>
-    <w:lsdException w:name="Medium Grid 2 Accent 6" w:semiHidden="0" w:uiPriority="68" w:unhideWhenUsed="0"/>
-    <w:lsdException w:name="Medium Grid 3 Accent 6" w:semiHidden="0" w:uiPriority="69" w:unhideWhenUsed="0"/>
-    <w:lsdException w:name="Dark List Accent 6" w:semiHidden="0" w:uiPriority="70" w:unhideWhenUsed="0"/>
-    <w:lsdException w:name="Colorful Shading Accent 6" w:semiHidden="0" w:uiPriority="71" w:unhideWhenUsed="0"/>
-    <w:lsdException w:name="Colorful List Accent 6" w:semiHidden="0" w:uiPriority="72" w:unhideWhenUsed="0"/>
-    <w:lsdException w:name="Colorful Grid Accent 6" w:semiHidden="0" w:uiPriority="73" w:unhideWhenUsed="0"/>
-    <w:lsdException w:name="Subtle Emphasis" w:semiHidden="0" w:uiPriority="19" w:unhideWhenUsed="0" w:qFormat="1"/>
-    <w:lsdException w:name="Intense Emphasis" w:semiHidden="0" w:uiPriority="21" w:unhideWhenUsed="0" w:qFormat="1"/>
-    <w:lsdException w:name="Subtle Reference" w:semiHidden="0" w:uiPriority="31" w:unhideWhenUsed="0" w:qFormat="1"/>
-    <w:lsdException w:name="Intense Reference" w:semiHidden="0" w:uiPriority="32" w:unhideWhenUsed="0" w:qFormat="1"/>
-    <w:lsdException w:name="Book Title" w:semiHidden="0" w:uiPriority="33" w:unhideWhenUsed="0" w:qFormat="1"/>
-    <w:lsdException w:name="Bibliography" w:uiPriority="37"/>
-    <w:lsdException w:name="TOC Heading" w:uiPriority="39" w:qFormat="1"/>
+  <w:latentStyles w:defLockedState="0" w:defUIPriority="99" w:defSemiHidden="0" w:defUnhideWhenUsed="0" w:defQFormat="0" w:count="376">
+    <w:lsdException w:name="Normal" w:uiPriority="0" w:qFormat="1"/>
+    <w:lsdException w:name="heading 1" w:uiPriority="9" w:qFormat="1"/>
+    <w:lsdException w:name="heading 2" w:semiHidden="1" w:uiPriority="9" w:unhideWhenUsed="1" w:qFormat="1"/>
+    <w:lsdException w:name="heading 3" w:semiHidden="1" w:uiPriority="9" w:unhideWhenUsed="1" w:qFormat="1"/>
+    <w:lsdException w:name="heading 4" w:semiHidden="1" w:uiPriority="9" w:unhideWhenUsed="1" w:qFormat="1"/>
+    <w:lsdException w:name="heading 5" w:semiHidden="1" w:uiPriority="9" w:unhideWhenUsed="1" w:qFormat="1"/>
+    <w:lsdException w:name="heading 6" w:semiHidden="1" w:uiPriority="9" w:unhideWhenUsed="1" w:qFormat="1"/>
+    <w:lsdException w:name="heading 7" w:semiHidden="1" w:uiPriority="9" w:unhideWhenUsed="1" w:qFormat="1"/>
+    <w:lsdException w:name="heading 8" w:semiHidden="1" w:uiPriority="9" w:unhideWhenUsed="1" w:qFormat="1"/>
+    <w:lsdException w:name="heading 9" w:semiHidden="1" w:uiPriority="9" w:unhideWhenUsed="1" w:qFormat="1"/>
+    <w:lsdException w:name="index 1" w:semiHidden="1" w:unhideWhenUsed="1"/>
+    <w:lsdException w:name="index 2" w:semiHidden="1" w:unhideWhenUsed="1"/>
+    <w:lsdException w:name="index 3" w:semiHidden="1" w:unhideWhenUsed="1"/>
+    <w:lsdException w:name="index 4" w:semiHidden="1" w:unhideWhenUsed="1"/>
+    <w:lsdException w:name="index 5" w:semiHidden="1" w:unhideWhenUsed="1"/>
+    <w:lsdException w:name="index 6" w:semiHidden="1" w:unhideWhenUsed="1"/>
+    <w:lsdException w:name="index 7" w:semiHidden="1" w:unhideWhenUsed="1"/>
+    <w:lsdException w:name="index 8" w:semiHidden="1" w:unhideWhenUsed="1"/>
+    <w:lsdException w:name="index 9" w:semiHidden="1" w:unhideWhenUsed="1"/>
+    <w:lsdException w:name="toc 1" w:semiHidden="1" w:uiPriority="39" w:unhideWhenUsed="1"/>
+    <w:lsdException w:name="toc 2" w:semiHidden="1" w:uiPriority="39" w:unhideWhenUsed="1"/>
+    <w:lsdException w:name="toc 3" w:semiHidden="1" w:uiPriority="39" w:unhideWhenUsed="1"/>
+    <w:lsdException w:name="toc 4" w:semiHidden="1" w:uiPriority="39" w:unhideWhenUsed="1"/>
+    <w:lsdException w:name="toc 5" w:semiHidden="1" w:uiPriority="39" w:unhideWhenUsed="1"/>
+    <w:lsdException w:name="toc 6" w:semiHidden="1" w:uiPriority="39" w:unhideWhenUsed="1"/>
+    <w:lsdException w:name="toc 7" w:semiHidden="1" w:uiPriority="39" w:unhideWhenUsed="1"/>
+    <w:lsdException w:name="toc 8" w:semiHidden="1" w:uiPriority="39" w:unhideWhenUsed="1"/>
+    <w:lsdException w:name="toc 9" w:semiHidden="1" w:uiPriority="39" w:unhideWhenUsed="1"/>
+    <w:lsdException w:name="Normal Indent" w:semiHidden="1" w:unhideWhenUsed="1"/>
+    <w:lsdException w:name="footnote text" w:semiHidden="1" w:unhideWhenUsed="1"/>
+    <w:lsdException w:name="annotation text" w:semiHidden="1" w:unhideWhenUsed="1"/>
+    <w:lsdException w:name="header" w:semiHidden="1" w:unhideWhenUsed="1"/>
+    <w:lsdException w:name="footer" w:semiHidden="1" w:unhideWhenUsed="1"/>
+    <w:lsdException w:name="index heading" w:semiHidden="1" w:unhideWhenUsed="1"/>
+    <w:lsdException w:name="caption" w:semiHidden="1" w:uiPriority="35" w:unhideWhenUsed="1" w:qFormat="1"/>
+    <w:lsdException w:name="table of figures" w:semiHidden="1" w:unhideWhenUsed="1"/>
+    <w:lsdException w:name="envelope address" w:semiHidden="1" w:unhideWhenUsed="1"/>
+    <w:lsdException w:name="envelope return" w:semiHidden="1" w:unhideWhenUsed="1"/>
+    <w:lsdException w:name="footnote reference" w:semiHidden="1" w:unhideWhenUsed="1"/>
+    <w:lsdException w:name="annotation reference" w:semiHidden="1" w:unhideWhenUsed="1"/>
+    <w:lsdException w:name="line number" w:semiHidden="1" w:unhideWhenUsed="1"/>
+    <w:lsdException w:name="page number" w:semiHidden="1" w:unhideWhenUsed="1"/>
+    <w:lsdException w:name="endnote reference" w:semiHidden="1" w:unhideWhenUsed="1"/>
+    <w:lsdException w:name="endnote text" w:semiHidden="1" w:unhideWhenUsed="1"/>
+    <w:lsdException w:name="table of authorities" w:semiHidden="1" w:unhideWhenUsed="1"/>
+    <w:lsdException w:name="macro" w:semiHidden="1" w:unhideWhenUsed="1"/>
+    <w:lsdException w:name="toa heading" w:semiHidden="1" w:unhideWhenUsed="1"/>
+    <w:lsdException w:name="List" w:semiHidden="1" w:unhideWhenUsed="1"/>
+    <w:lsdException w:name="List Bullet" w:semiHidden="1" w:unhideWhenUsed="1"/>
+    <w:lsdException w:name="List Number" w:semiHidden="1" w:unhideWhenUsed="1"/>
+    <w:lsdException w:name="List 2" w:semiHidden="1" w:unhideWhenUsed="1"/>
+    <w:lsdException w:name="List 3" w:semiHidden="1" w:unhideWhenUsed="1"/>
+    <w:lsdException w:name="List 4" w:semiHidden="1" w:unhideWhenUsed="1"/>
+    <w:lsdException w:name="List 5" w:semiHidden="1" w:unhideWhenUsed="1"/>
+    <w:lsdException w:name="List Bullet 2" w:semiHidden="1" w:unhideWhenUsed="1"/>
+    <w:lsdException w:name="List Bullet 3" w:semiHidden="1" w:unhideWhenUsed="1"/>
+    <w:lsdException w:name="List Bullet 4" w:semiHidden="1" w:unhideWhenUsed="1"/>
+    <w:lsdException w:name="List Bullet 5" w:semiHidden="1" w:unhideWhenUsed="1"/>
+    <w:lsdException w:name="List Number 2" w:semiHidden="1" w:unhideWhenUsed="1"/>
+    <w:lsdException w:name="List Number 3" w:semiHidden="1" w:unhideWhenUsed="1"/>
+    <w:lsdException w:name="List Number 4" w:semiHidden="1" w:unhideWhenUsed="1"/>
+    <w:lsdException w:name="List Number 5" w:semiHidden="1" w:unhideWhenUsed="1"/>
+    <w:lsdException w:name="Title" w:uiPriority="10" w:qFormat="1"/>
+    <w:lsdException w:name="Closing" w:semiHidden="1" w:unhideWhenUsed="1"/>
+    <w:lsdException w:name="Signature" w:semiHidden="1" w:unhideWhenUsed="1"/>
+    <w:lsdException w:name="Default Paragraph Font" w:semiHidden="1" w:uiPriority="1" w:unhideWhenUsed="1"/>
+    <w:lsdException w:name="Body Text" w:semiHidden="1" w:unhideWhenUsed="1"/>
+    <w:lsdException w:name="Body Text Indent" w:semiHidden="1" w:unhideWhenUsed="1"/>
+    <w:lsdException w:name="List Continue" w:semiHidden="1" w:unhideWhenUsed="1"/>
+    <w:lsdException w:name="List Continue 2" w:semiHidden="1" w:unhideWhenUsed="1"/>
+    <w:lsdException w:name="List Continue 3" w:semiHidden="1" w:unhideWhenUsed="1"/>
+    <w:lsdException w:name="List Continue 4" w:semiHidden="1" w:unhideWhenUsed="1"/>
+    <w:lsdException w:name="List Continue 5" w:semiHidden="1" w:unhideWhenUsed="1"/>
+    <w:lsdException w:name="Message Header" w:semiHidden="1" w:unhideWhenUsed="1"/>
+    <w:lsdException w:name="Subtitle" w:uiPriority="11" w:qFormat="1"/>
+    <w:lsdException w:name="Salutation" w:semiHidden="1" w:unhideWhenUsed="1"/>
+    <w:lsdException w:name="Date" w:semiHidden="1" w:unhideWhenUsed="1"/>
+    <w:lsdException w:name="Body Text First Indent" w:semiHidden="1" w:unhideWhenUsed="1"/>
+    <w:lsdException w:name="Body Text First Indent 2" w:semiHidden="1" w:unhideWhenUsed="1"/>
+    <w:lsdException w:name="Note Heading" w:semiHidden="1" w:unhideWhenUsed="1"/>
+    <w:lsdException w:name="Body Text 2" w:semiHidden="1" w:unhideWhenUsed="1"/>
+    <w:lsdException w:name="Body Text 3" w:semiHidden="1" w:unhideWhenUsed="1"/>
+    <w:lsdException w:name="Body Text Indent 2" w:semiHidden="1" w:unhideWhenUsed="1"/>
+    <w:lsdException w:name="Body Text Indent 3" w:semiHidden="1" w:unhideWhenUsed="1"/>
+    <w:lsdException w:name="Block Text" w:semiHidden="1" w:unhideWhenUsed="1"/>
+    <w:lsdException w:name="Hyperlink" w:semiHidden="1" w:unhideWhenUsed="1"/>
+    <w:lsdException w:name="FollowedHyperlink" w:semiHidden="1" w:unhideWhenUsed="1"/>
+    <w:lsdException w:name="Strong" w:uiPriority="22" w:qFormat="1"/>
+    <w:lsdException w:name="Emphasis" w:uiPriority="20" w:qFormat="1"/>
+    <w:lsdException w:name="Document Map" w:semiHidden="1" w:unhideWhenUsed="1"/>
+    <w:lsdException w:name="Plain Text" w:semiHidden="1" w:unhideWhenUsed="1"/>
+    <w:lsdException w:name="E-mail Signature" w:semiHidden="1" w:unhideWhenUsed="1"/>
+    <w:lsdException w:name="HTML Top of Form" w:semiHidden="1" w:unhideWhenUsed="1"/>
+    <w:lsdException w:name="HTML Bottom of Form" w:semiHidden="1" w:unhideWhenUsed="1"/>
+    <w:lsdException w:name="Normal (Web)" w:semiHidden="1" w:unhideWhenUsed="1"/>
+    <w:lsdException w:name="HTML Acronym" w:semiHidden="1" w:unhideWhenUsed="1"/>
+    <w:lsdException w:name="HTML Address" w:semiHidden="1" w:unhideWhenUsed="1"/>
+    <w:lsdException w:name="HTML Cite" w:semiHidden="1" w:unhideWhenUsed="1"/>
+    <w:lsdException w:name="HTML Code" w:semiHidden="1" w:unhideWhenUsed="1"/>
+    <w:lsdException w:name="HTML Definition" w:semiHidden="1" w:unhideWhenUsed="1"/>
+    <w:lsdException w:name="HTML Keyboard" w:semiHidden="1" w:unhideWhenUsed="1"/>
+    <w:lsdException w:name="HTML Preformatted" w:semiHidden="1" w:unhideWhenUsed="1"/>
+    <w:lsdException w:name="HTML Sample" w:semiHidden="1" w:unhideWhenUsed="1"/>
+    <w:lsdException w:name="HTML Typewriter" w:semiHidden="1" w:unhideWhenUsed="1"/>
+    <w:lsdException w:name="HTML Variable" w:semiHidden="1" w:unhideWhenUsed="1"/>
+    <w:lsdException w:name="Normal Table" w:semiHidden="1" w:unhideWhenUsed="1"/>
+    <w:lsdException w:name="annotation subject" w:semiHidden="1" w:unhideWhenUsed="1"/>
+    <w:lsdException w:name="No List" w:semiHidden="1" w:unhideWhenUsed="1"/>
+    <w:lsdException w:name="Outline List 1" w:semiHidden="1" w:unhideWhenUsed="1"/>
+    <w:lsdException w:name="Outline List 2" w:semiHidden="1" w:unhideWhenUsed="1"/>
+    <w:lsdException w:name="Outline List 3" w:semiHidden="1" w:unhideWhenUsed="1"/>
+    <w:lsdException w:name="Table Simple 1" w:semiHidden="1" w:unhideWhenUsed="1"/>
+    <w:lsdException w:name="Table Simple 2" w:semiHidden="1" w:unhideWhenUsed="1"/>
+    <w:lsdException w:name="Table Simple 3" w:semiHidden="1" w:unhideWhenUsed="1"/>
+    <w:lsdException w:name="Table Classic 1" w:semiHidden="1" w:unhideWhenUsed="1"/>
+    <w:lsdException w:name="Table Classic 2" w:semiHidden="1" w:unhideWhenUsed="1"/>
+    <w:lsdException w:name="Table Classic 3" w:semiHidden="1" w:unhideWhenUsed="1"/>
+    <w:lsdException w:name="Table Classic 4" w:semiHidden="1" w:unhideWhenUsed="1"/>
+    <w:lsdException w:name="Table Colorful 1" w:semiHidden="1" w:unhideWhenUsed="1"/>
+    <w:lsdException w:name="Table Colorful 2" w:semiHidden="1" w:unhideWhenUsed="1"/>
+    <w:lsdException w:name="Table Colorful 3" w:semiHidden="1" w:unhideWhenUsed="1"/>
+    <w:lsdException w:name="Table Columns 1" w:semiHidden="1" w:unhideWhenUsed="1"/>
+    <w:lsdException w:name="Table Columns 2" w:semiHidden="1" w:unhideWhenUsed="1"/>
+    <w:lsdException w:name="Table Columns 3" w:semiHidden="1" w:unhideWhenUsed="1"/>
+    <w:lsdException w:name="Table Columns 4" w:semiHidden="1" w:unhideWhenUsed="1"/>
+    <w:lsdException w:name="Table Columns 5" w:semiHidden="1" w:unhideWhenUsed="1"/>
+    <w:lsdException w:name="Table Grid 1" w:semiHidden="1" w:unhideWhenUsed="1"/>
+    <w:lsdException w:name="Table Grid 2" w:semiHidden="1" w:unhideWhenUsed="1"/>
+    <w:lsdException w:name="Table Grid 3" w:semiHidden="1" w:unhideWhenUsed="1"/>
+    <w:lsdException w:name="Table Grid 4" w:semiHidden="1" w:unhideWhenUsed="1"/>
+    <w:lsdException w:name="Table Grid 5" w:semiHidden="1" w:unhideWhenUsed="1"/>
+    <w:lsdException w:name="Table Grid 6" w:semiHidden="1" w:unhideWhenUsed="1"/>
+    <w:lsdException w:name="Table Grid 7" w:semiHidden="1" w:unhideWhenUsed="1"/>
+    <w:lsdException w:name="Table Grid 8" w:semiHidden="1" w:unhideWhenUsed="1"/>
+    <w:lsdException w:name="Table List 1" w:semiHidden="1" w:unhideWhenUsed="1"/>
+    <w:lsdException w:name="Table List 2" w:semiHidden="1" w:unhideWhenUsed="1"/>
+    <w:lsdException w:name="Table List 3" w:semiHidden="1" w:unhideWhenUsed="1"/>
+    <w:lsdException w:name="Table List 4" w:semiHidden="1" w:unhideWhenUsed="1"/>
+    <w:lsdException w:name="Table List 5" w:semiHidden="1" w:unhideWhenUsed="1"/>
+    <w:lsdException w:name="Table List 6" w:semiHidden="1" w:unhideWhenUsed="1"/>
+    <w:lsdException w:name="Table List 7" w:semiHidden="1" w:unhideWhenUsed="1"/>
+    <w:lsdException w:name="Table List 8" w:semiHidden="1" w:unhideWhenUsed="1"/>
+    <w:lsdException w:name="Table 3D effects 1" w:semiHidden="1" w:unhideWhenUsed="1"/>
+    <w:lsdException w:name="Table 3D effects 2" w:semiHidden="1" w:unhideWhenUsed="1"/>
+    <w:lsdException w:name="Table 3D effects 3" w:semiHidden="1" w:unhideWhenUsed="1"/>
+    <w:lsdException w:name="Table Contemporary" w:semiHidden="1" w:unhideWhenUsed="1"/>
+    <w:lsdException w:name="Table Elegant" w:semiHidden="1" w:unhideWhenUsed="1"/>
+    <w:lsdException w:name="Table Professional" w:semiHidden="1" w:unhideWhenUsed="1"/>
+    <w:lsdException w:name="Table Subtle 1" w:semiHidden="1" w:unhideWhenUsed="1"/>
+    <w:lsdException w:name="Table Subtle 2" w:semiHidden="1" w:unhideWhenUsed="1"/>
+    <w:lsdException w:name="Table Web 1" w:semiHidden="1" w:unhideWhenUsed="1"/>
+    <w:lsdException w:name="Table Web 2" w:semiHidden="1" w:unhideWhenUsed="1"/>
+    <w:lsdException w:name="Table Web 3" w:semiHidden="1" w:unhideWhenUsed="1"/>
+    <w:lsdException w:name="Balloon Text" w:semiHidden="1" w:unhideWhenUsed="1"/>
+    <w:lsdException w:name="Table Grid" w:uiPriority="59"/>
+    <w:lsdException w:name="Table Theme" w:semiHidden="1" w:unhideWhenUsed="1"/>
+    <w:lsdException w:name="Placeholder Text" w:semiHidden="1"/>
+    <w:lsdException w:name="No Spacing" w:uiPriority="1" w:qFormat="1"/>
+    <w:lsdException w:name="Light Shading" w:uiPriority="60"/>
+    <w:lsdException w:name="Light List" w:uiPriority="61"/>
+    <w:lsdException w:name="Light Grid" w:uiPriority="62"/>
+    <w:lsdException w:name="Medium Shading 1" w:uiPriority="63"/>
+    <w:lsdException w:name="Medium Shading 2" w:uiPriority="64"/>
+    <w:lsdException w:name="Medium List 1" w:uiPriority="65"/>
+    <w:lsdException w:name="Medium List 2" w:uiPriority="66"/>
+    <w:lsdException w:name="Medium Grid 1" w:uiPriority="67"/>
+    <w:lsdException w:name="Medium Grid 2" w:uiPriority="68"/>
+    <w:lsdException w:name="Medium Grid 3" w:uiPriority="69"/>
+    <w:lsdException w:name="Dark List" w:uiPriority="70"/>
+    <w:lsdException w:name="Colorful Shading" w:uiPriority="71"/>
+    <w:lsdException w:name="Colorful List" w:uiPriority="72"/>
+    <w:lsdException w:name="Colorful Grid" w:uiPriority="73"/>
+    <w:lsdException w:name="Light Shading Accent 1" w:uiPriority="60"/>
+    <w:lsdException w:name="Light List Accent 1" w:uiPriority="61"/>
+    <w:lsdException w:name="Light Grid Accent 1" w:uiPriority="62"/>
+    <w:lsdException w:name="Medium Shading 1 Accent 1" w:uiPriority="63"/>
+    <w:lsdException w:name="Medium Shading 2 Accent 1" w:uiPriority="64"/>
+    <w:lsdException w:name="Medium List 1 Accent 1" w:uiPriority="65"/>
+    <w:lsdException w:name="Revision" w:semiHidden="1"/>
+    <w:lsdException w:name="List Paragraph" w:uiPriority="34" w:qFormat="1"/>
+    <w:lsdException w:name="Quote" w:uiPriority="29" w:qFormat="1"/>
+    <w:lsdException w:name="Intense Quote" w:uiPriority="30" w:qFormat="1"/>
+    <w:lsdException w:name="Medium List 2 Accent 1" w:uiPriority="66"/>
+    <w:lsdException w:name="Medium Grid 1 Accent 1" w:uiPriority="67"/>
+    <w:lsdException w:name="Medium Grid 2 Accent 1" w:uiPriority="68"/>
+    <w:lsdException w:name="Medium Grid 3 Accent 1" w:uiPriority="69"/>
+    <w:lsdException w:name="Dark List Accent 1" w:uiPriority="70"/>
+    <w:lsdException w:name="Colorful Shading Accent 1" w:uiPriority="71"/>
+    <w:lsdException w:name="Colorful List Accent 1" w:uiPriority="72"/>
+    <w:lsdException w:name="Colorful Grid Accent 1" w:uiPriority="73"/>
+    <w:lsdException w:name="Light Shading Accent 2" w:uiPriority="60"/>
+    <w:lsdException w:name="Light List Accent 2" w:uiPriority="61"/>
+    <w:lsdException w:name="Light Grid Accent 2" w:uiPriority="62"/>
+    <w:lsdException w:name="Medium Shading 1 Accent 2" w:uiPriority="63"/>
+    <w:lsdException w:name="Medium Shading 2 Accent 2" w:uiPriority="64"/>
+    <w:lsdException w:name="Medium List 1 Accent 2" w:uiPriority="65"/>
+    <w:lsdException w:name="Medium List 2 Accent 2" w:uiPriority="66"/>
+    <w:lsdException w:name="Medium Grid 1 Accent 2" w:uiPriority="67"/>
+    <w:lsdException w:name="Medium Grid 2 Accent 2" w:uiPriority="68"/>
+    <w:lsdException w:name="Medium Grid 3 Accent 2" w:uiPriority="69"/>
+    <w:lsdException w:name="Dark List Accent 2" w:uiPriority="70"/>
+    <w:lsdException w:name="Colorful Shading Accent 2" w:uiPriority="71"/>
+    <w:lsdException w:name="Colorful List Accent 2" w:uiPriority="72"/>
+    <w:lsdException w:name="Colorful Grid Accent 2" w:uiPriority="73"/>
+    <w:lsdException w:name="Light Shading Accent 3" w:uiPriority="60"/>
+    <w:lsdException w:name="Light List Accent 3" w:uiPriority="61"/>
+    <w:lsdException w:name="Light Grid Accent 3" w:uiPriority="62"/>
+    <w:lsdException w:name="Medium Shading 1 Accent 3" w:uiPriority="63"/>
+    <w:lsdException w:name="Medium Shading 2 Accent 3" w:uiPriority="64"/>
+    <w:lsdException w:name="Medium List 1 Accent 3" w:uiPriority="65"/>
+    <w:lsdException w:name="Medium List 2 Accent 3" w:uiPriority="66"/>
+    <w:lsdException w:name="Medium Grid 1 Accent 3" w:uiPriority="67"/>
+    <w:lsdException w:name="Medium Grid 2 Accent 3" w:uiPriority="68"/>
+    <w:lsdException w:name="Medium Grid 3 Accent 3" w:uiPriority="69"/>
+    <w:lsdException w:name="Dark List Accent 3" w:uiPriority="70"/>
+    <w:lsdException w:name="Colorful Shading Accent 3" w:uiPriority="71"/>
+    <w:lsdException w:name="Colorful List Accent 3" w:uiPriority="72"/>
+    <w:lsdException w:name="Colorful Grid Accent 3" w:uiPriority="73"/>
+    <w:lsdException w:name="Light Shading Accent 4" w:uiPriority="60"/>
+    <w:lsdException w:name="Light List Accent 4" w:uiPriority="61"/>
+    <w:lsdException w:name="Light Grid Accent 4" w:uiPriority="62"/>
+    <w:lsdException w:name="Medium Shading 1 Accent 4" w:uiPriority="63"/>
+    <w:lsdException w:name="Medium Shading 2 Accent 4" w:uiPriority="64"/>
+    <w:lsdException w:name="Medium List 1 Accent 4" w:uiPriority="65"/>
+    <w:lsdException w:name="Medium List 2 Accent 4" w:uiPriority="66"/>
+    <w:lsdException w:name="Medium Grid 1 Accent 4" w:uiPriority="67"/>
+    <w:lsdException w:name="Medium Grid 2 Accent 4" w:uiPriority="68"/>
+    <w:lsdException w:name="Medium Grid 3 Accent 4" w:uiPriority="69"/>
+    <w:lsdException w:name="Dark List Accent 4" w:uiPriority="70"/>
+    <w:lsdException w:name="Colorful Shading Accent 4" w:uiPriority="71"/>
+    <w:lsdException w:name="Colorful List Accent 4" w:uiPriority="72"/>
+    <w:lsdException w:name="Colorful Grid Accent 4" w:uiPriority="73"/>
+    <w:lsdException w:name="Light Shading Accent 5" w:uiPriority="60"/>
+    <w:lsdException w:name="Light List Accent 5" w:uiPriority="61"/>
+    <w:lsdException w:name="Light Grid Accent 5" w:uiPriority="62"/>
+    <w:lsdException w:name="Medium Shading 1 Accent 5" w:uiPriority="63"/>
+    <w:lsdException w:name="Medium Shading 2 Accent 5" w:uiPriority="64"/>
+    <w:lsdException w:name="Medium List 1 Accent 5" w:uiPriority="65"/>
+    <w:lsdException w:name="Medium List 2 Accent 5" w:uiPriority="66"/>
+    <w:lsdException w:name="Medium Grid 1 Accent 5" w:uiPriority="67"/>
+    <w:lsdException w:name="Medium Grid 2 Accent 5" w:uiPriority="68"/>
+    <w:lsdException w:name="Medium Grid 3 Accent 5" w:uiPriority="69"/>
+    <w:lsdException w:name="Dark List Accent 5" w:uiPriority="70"/>
+    <w:lsdException w:name="Colorful Shading Accent 5" w:uiPriority="71"/>
+    <w:lsdException w:name="Colorful List Accent 5" w:uiPriority="72"/>
+    <w:lsdException w:name="Colorful Grid Accent 5" w:uiPriority="73"/>
+    <w:lsdException w:name="Light Shading Accent 6" w:uiPriority="60"/>
+    <w:lsdException w:name="Light List Accent 6" w:uiPriority="61"/>
+    <w:lsdException w:name="Light Grid Accent 6" w:uiPriority="62"/>
+    <w:lsdException w:name="Medium Shading 1 Accent 6" w:uiPriority="63"/>
+    <w:lsdException w:name="Medium Shading 2 Accent 6" w:uiPriority="64"/>
+    <w:lsdException w:name="Medium List 1 Accent 6" w:uiPriority="65"/>
+    <w:lsdException w:name="Medium List 2 Accent 6" w:uiPriority="66"/>
+    <w:lsdException w:name="Medium Grid 1 Accent 6" w:uiPriority="67"/>
+    <w:lsdException w:name="Medium Grid 2 Accent 6" w:uiPriority="68"/>
+    <w:lsdException w:name="Medium Grid 3 Accent 6" w:uiPriority="69"/>
+    <w:lsdException w:name="Dark List Accent 6" w:uiPriority="70"/>
+    <w:lsdException w:name="Colorful Shading Accent 6" w:uiPriority="71"/>
+    <w:lsdException w:name="Colorful List Accent 6" w:uiPriority="72"/>
+    <w:lsdException w:name="Colorful Grid Accent 6" w:uiPriority="73"/>
+    <w:lsdException w:name="Subtle Emphasis" w:uiPriority="19" w:qFormat="1"/>
+    <w:lsdException w:name="Intense Emphasis" w:uiPriority="21" w:qFormat="1"/>
+    <w:lsdException w:name="Subtle Reference" w:uiPriority="31" w:qFormat="1"/>
+    <w:lsdException w:name="Intense Reference" w:uiPriority="32" w:qFormat="1"/>
+    <w:lsdException w:name="Book Title" w:uiPriority="33" w:qFormat="1"/>
+    <w:lsdException w:name="Bibliography" w:semiHidden="1" w:uiPriority="37" w:unhideWhenUsed="1"/>
+    <w:lsdException w:name="TOC Heading" w:semiHidden="1" w:uiPriority="39" w:unhideWhenUsed="1" w:qFormat="1"/>
+    <w:lsdException w:name="Grid Table 4" w:uiPriority="49"/>
+    <w:lsdException w:name="Grid Table 5 Dark" w:uiPriority="50"/>
+    <w:lsdException w:name="Grid Table 6 Colorful" w:uiPriority="51"/>
+    <w:lsdException w:name="Grid Table 7 Colorful" w:uiPriority="52"/>
+    <w:lsdException w:name="Grid Table 1 Light Accent 1" w:uiPriority="46"/>
+    <w:lsdException w:name="Grid Table 2 Accent 1" w:uiPriority="47"/>
+    <w:lsdException w:name="Grid Table 3 Accent 1" w:uiPriority="48"/>
+    <w:lsdException w:name="Grid Table 4 Accent 1" w:uiPriority="49"/>
+    <w:lsdException w:name="Grid Table 5 Dark Accent 1" w:uiPriority="50"/>
+    <w:lsdException w:name="Grid Table 6 Colorful Accent 1" w:uiPriority="51"/>
+    <w:lsdException w:name="Grid Table 7 Colorful Accent 1" w:uiPriority="52"/>
+    <w:lsdException w:name="Grid Table 1 Light Accent 2" w:uiPriority="46"/>
+    <w:lsdException w:name="Grid Table 2 Accent 2" w:uiPriority="47"/>
+    <w:lsdException w:name="Grid Table 3 Accent 2" w:uiPriority="48"/>
+    <w:lsdException w:name="Grid Table 4 Accent 2" w:uiPriority="49"/>
+    <w:lsdException w:name="Grid Table 5 Dark Accent 2" w:uiPriority="50"/>
+    <w:lsdException w:name="Grid Table 6 Colorful Accent 2" w:uiPriority="51"/>
+    <w:lsdException w:name="Grid Table 7 Colorful Accent 2" w:uiPriority="52"/>
+    <w:lsdException w:name="Grid Table 1 Light Accent 3" w:uiPriority="46"/>
+    <w:lsdException w:name="Grid Table 2 Accent 3" w:uiPriority="47"/>
+    <w:lsdException w:name="Grid Table 3 Accent 3" w:uiPriority="48"/>
+    <w:lsdException w:name="Grid Table 4 Accent 3" w:uiPriority="49"/>
+    <w:lsdException w:name="Grid Table 5 Dark Accent 3" w:uiPriority="50"/>
+    <w:lsdException w:name="Grid Table 6 Colorful Accent 3" w:uiPriority="51"/>
+    <w:lsdException w:name="Grid Table 7 Colorful Accent 3" w:uiPriority="52"/>
+    <w:lsdException w:name="Grid Table 1 Light Accent 4" w:uiPriority="46"/>
+    <w:lsdException w:name="Grid Table 2 Accent 4" w:uiPriority="47"/>
+    <w:lsdException w:name="Grid Table 3 Accent 4" w:uiPriority="48"/>
+    <w:lsdException w:name="Grid Table 4 Accent 4" w:uiPriority="49"/>
+    <w:lsdException w:name="Grid Table 5 Dark Accent 4" w:uiPriority="50"/>
+    <w:lsdException w:name="Grid Table 6 Colorful Accent 4" w:uiPriority="51"/>
+    <w:lsdException w:name="Grid Table 7 Colorful Accent 4" w:uiPriority="52"/>
+    <w:lsdException w:name="Grid Table 1 Light Accent 5" w:uiPriority="46"/>
+    <w:lsdException w:name="Grid Table 2 Accent 5" w:uiPriority="47"/>
+    <w:lsdException w:name="Grid Table 3 Accent 5" w:uiPriority="48"/>
+    <w:lsdException w:name="Grid Table 4 Accent 5" w:uiPriority="49"/>
+    <w:lsdException w:name="Grid Table 5 Dark Accent 5" w:uiPriority="50"/>
+    <w:lsdException w:name="Grid Table 6 Colorful Accent 5" w:uiPriority="51"/>
+    <w:lsdException w:name="Grid Table 7 Colorful Accent 5" w:uiPriority="52"/>
+    <w:lsdException w:name="Grid Table 1 Light Accent 6" w:uiPriority="46"/>
+    <w:lsdException w:name="Grid Table 2 Accent 6" w:uiPriority="47"/>
+    <w:lsdException w:name="Grid Table 3 Accent 6" w:uiPriority="48"/>
+    <w:lsdException w:name="Grid Table 4 Accent 6" w:uiPriority="49"/>
+    <w:lsdException w:name="Grid Table 5 Dark Accent 6" w:uiPriority="50"/>
+    <w:lsdException w:name="Grid Table 6 Colorful Accent 6" w:uiPriority="51"/>
+    <w:lsdException w:name="Grid Table 7 Colorful Accent 6" w:uiPriority="52"/>
+    <w:lsdException w:name="List Table 1 Light" w:uiPriority="46"/>
+    <w:lsdException w:name="List Table 2" w:uiPriority="47"/>
+    <w:lsdException w:name="List Table 3" w:uiPriority="48"/>
+    <w:lsdException w:name="List Table 4" w:uiPriority="49"/>
+    <w:lsdException w:name="List Table 5 Dark" w:uiPriority="50"/>
+    <w:lsdException w:name="List Table 6 Colorful" w:uiPriority="51"/>
+    <w:lsdException w:name="List Table 7 Colorful" w:uiPriority="52"/>
+    <w:lsdException w:name="List Table 1 Light Accent 1" w:uiPriority="46"/>
+    <w:lsdException w:name="List Table 2 Accent 1" w:uiPriority="47"/>
+    <w:lsdException w:name="List Table 3 Accent 1" w:uiPriority="48"/>
+    <w:lsdException w:name="List Table 4 Accent 1" w:uiPriority="49"/>
+    <w:lsdException w:name="List Table 5 Dark Accent 1" w:uiPriority="50"/>
+    <w:lsdException w:name="List Table 6 Colorful Accent 1" w:uiPriority="51"/>
+    <w:lsdException w:name="List Table 7 Colorful Accent 1" w:uiPriority="52"/>
+    <w:lsdException w:name="List Table 1 Light Accent 2" w:uiPriority="46"/>
+    <w:lsdException w:name="List Table 2 Accent 2" w:uiPriority="47"/>
+    <w:lsdException w:name="List Table 3 Accent 2" w:uiPriority="48"/>
+    <w:lsdException w:name="List Table 4 Accent 2" w:uiPriority="49"/>
+    <w:lsdException w:name="List Table 5 Dark Accent 2" w:uiPriority="50"/>
+    <w:lsdException w:name="List Table 6 Colorful Accent 2" w:uiPriority="51"/>
+    <w:lsdException w:name="List Table 7 Colorful Accent 2" w:uiPriority="52"/>
+    <w:lsdException w:name="List Table 1 Light Accent 3" w:uiPriority="46"/>
+    <w:lsdException w:name="List Table 2 Accent 3" w:uiPriority="47"/>
+    <w:lsdException w:name="List Table 3 Accent 3" w:uiPriority="48"/>
+    <w:lsdException w:name="List Table 4 Accent 3" w:uiPriority="49"/>
+    <w:lsdException w:name="List Table 5 Dark Accent 3" w:uiPriority="50"/>
+    <w:lsdException w:name="List Table 6 Colorful Accent 3" w:uiPriority="51"/>
+    <w:lsdException w:name="List Table 7 Colorful Accent 3" w:uiPriority="52"/>
+    <w:lsdException w:name="List Table 1 Light Accent 4" w:uiPriority="46"/>
+    <w:lsdException w:name="List Table 2 Accent 4" w:uiPriority="47"/>
+    <w:lsdException w:name="List Table 3 Accent 4" w:uiPriority="48"/>
+    <w:lsdException w:name="List Table 4 Accent 4" w:uiPriority="49"/>
+    <w:lsdException w:name="List Table 5 Dark Accent 4" w:uiPriority="50"/>
+    <w:lsdException w:name="List Table 6 Colorful Accent 4" w:uiPriority="51"/>
+    <w:lsdException w:name="List Table 7 Colorful Accent 4" w:uiPriority="52"/>
+    <w:lsdException w:name="List Table 1 Light Accent 5" w:uiPriority="46"/>
+    <w:lsdException w:name="List Table 2 Accent 5" w:uiPriority="47"/>
+    <w:lsdException w:name="List Table 3 Accent 5" w:uiPriority="48"/>
+    <w:lsdException w:name="List Table 4 Accent 5" w:uiPriority="49"/>
+    <w:lsdException w:name="List Table 5 Dark Accent 5" w:uiPriority="50"/>
+    <w:lsdException w:name="List Table 6 Colorful Accent 5" w:uiPriority="51"/>
+    <w:lsdException w:name="List Table 7 Colorful Accent 5" w:uiPriority="52"/>
+    <w:lsdException w:name="List Table 1 Light Accent 6" w:uiPriority="46"/>
+    <w:lsdException w:name="List Table 2 Accent 6" w:uiPriority="47"/>
+    <w:lsdException w:name="List Table 3 Accent 6" w:uiPriority="48"/>
+    <w:lsdException w:name="List Table 4 Accent 6" w:uiPriority="49"/>
+    <w:lsdException w:name="List Table 5 Dark Accent 6" w:uiPriority="50"/>
+    <w:lsdException w:name="List Table 6 Colorful Accent 6" w:uiPriority="51"/>
+    <w:lsdException w:name="List Table 7 Colorful Accent 6" w:uiPriority="52"/>
+    <w:lsdException w:name="Mention" w:semiHidden="1" w:unhideWhenUsed="1"/>
+    <w:lsdException w:name="Smart Hyperlink" w:semiHidden="1" w:unhideWhenUsed="1"/>
+    <w:lsdException w:name="Hashtag" w:semiHidden="1" w:unhideWhenUsed="1"/>
+    <w:lsdException w:name="Unresolved Mention" w:semiHidden="1" w:unhideWhenUsed="1"/>
+    <w:lsdException w:name="Smart Link" w:semiHidden="1" w:unhideWhenUsed="1"/>
   </w:latentStyles>
   <w:style w:type="paragraph" w:default="1" w:styleId="Normal">
     <w:name w:val="Normal"/>
     <w:qFormat/>
     <w:rsid w:val="00FC693F"/>
-  </w:style>
-  <w:style w:type="paragraph" w:styleId="Header">
-    <w:name w:val="header"/>
-    <w:basedOn w:val="Normal"/>
-    <w:link w:val="HeaderChar"/>
-    <w:uiPriority w:val="99"/>
-    <w:unhideWhenUsed/>
-    <w:rsid w:val="00E618BF"/>
-    <w:pPr>
-      <w:tabs>
-        <w:tab w:val="center" w:pos="4680"/>
-        <w:tab w:val="right" w:pos="9360"/>
-      </w:tabs>
-      <w:spacing w:after="0" w:line="240" w:lineRule="auto"/>
-    </w:pPr>
-  </w:style>
-  <w:style w:type="character" w:customStyle="1" w:styleId="HeaderChar">
-    <w:name w:val="Header Char"/>
-    <w:basedOn w:val="DefaultParagraphFont"/>
-    <w:link w:val="Header"/>
-    <w:uiPriority w:val="99"/>
-    <w:rsid w:val="00E618BF"/>
-  </w:style>
-  <w:style w:type="paragraph" w:styleId="Footer">
-    <w:name w:val="footer"/>
-    <w:basedOn w:val="Normal"/>
-    <w:link w:val="FooterChar"/>
-    <w:uiPriority w:val="99"/>
-    <w:unhideWhenUsed/>
-    <w:rsid w:val="00E618BF"/>
-    <w:pPr>
-      <w:tabs>
-        <w:tab w:val="center" w:pos="4680"/>
-        <w:tab w:val="right" w:pos="9360"/>
-      </w:tabs>
-      <w:spacing w:after="0" w:line="240" w:lineRule="auto"/>
-    </w:pPr>
-  </w:style>
-  <w:style w:type="character" w:customStyle="1" w:styleId="FooterChar">
-    <w:name w:val="Footer Char"/>
-    <w:basedOn w:val="DefaultParagraphFont"/>
-    <w:link w:val="Footer"/>
-    <w:uiPriority w:val="99"/>
-    <w:rsid w:val="00E618BF"/>
+    <w:rPr>
+      <w:rFonts w:ascii="Calibri" w:hAnsi="Calibri"/>
+    </w:rPr>
   </w:style>
   <w:style w:type="paragraph" w:styleId="Heading1">
     <w:name w:val="heading 1"/>
@@ -2326,6 +2605,50 @@
     <w:semiHidden/>
     <w:unhideWhenUsed/>
   </w:style>
+  <w:style w:type="paragraph" w:styleId="Header">
+    <w:name w:val="header"/>
+    <w:basedOn w:val="Normal"/>
+    <w:link w:val="HeaderChar"/>
+    <w:uiPriority w:val="99"/>
+    <w:unhideWhenUsed/>
+    <w:rsid w:val="00E618BF"/>
+    <w:pPr>
+      <w:tabs>
+        <w:tab w:val="center" w:pos="4680"/>
+        <w:tab w:val="right" w:pos="9360"/>
+      </w:tabs>
+      <w:spacing w:after="0" w:line="240" w:lineRule="auto"/>
+    </w:pPr>
+  </w:style>
+  <w:style w:type="character" w:customStyle="1" w:styleId="HeaderChar">
+    <w:name w:val="Header Char"/>
+    <w:basedOn w:val="DefaultParagraphFont"/>
+    <w:link w:val="Header"/>
+    <w:uiPriority w:val="99"/>
+    <w:rsid w:val="00E618BF"/>
+  </w:style>
+  <w:style w:type="paragraph" w:styleId="Footer">
+    <w:name w:val="footer"/>
+    <w:basedOn w:val="Normal"/>
+    <w:link w:val="FooterChar"/>
+    <w:uiPriority w:val="99"/>
+    <w:unhideWhenUsed/>
+    <w:rsid w:val="00E618BF"/>
+    <w:pPr>
+      <w:tabs>
+        <w:tab w:val="center" w:pos="4680"/>
+        <w:tab w:val="right" w:pos="9360"/>
+      </w:tabs>
+      <w:spacing w:after="0" w:line="240" w:lineRule="auto"/>
+    </w:pPr>
+  </w:style>
+  <w:style w:type="character" w:customStyle="1" w:styleId="FooterChar">
+    <w:name w:val="Footer Char"/>
+    <w:basedOn w:val="DefaultParagraphFont"/>
+    <w:link w:val="Footer"/>
+    <w:uiPriority w:val="99"/>
+    <w:rsid w:val="00E618BF"/>
+  </w:style>
   <w:style w:type="paragraph" w:styleId="NoSpacing">
     <w:name w:val="No Spacing"/>
     <w:uiPriority w:val="1"/>
@@ -2425,6 +2748,11 @@
     <w:uiPriority w:val="11"/>
     <w:qFormat/>
     <w:rsid w:val="00FC693F"/>
+    <w:pPr>
+      <w:numPr>
+        <w:ilvl w:val="1"/>
+      </w:numPr>
+    </w:pPr>
     <w:rPr>
       <w:rFonts w:asciiTheme="majorHAnsi" w:eastAsiaTheme="majorEastAsia" w:hAnsiTheme="majorHAnsi" w:cstheme="majorBidi"/>
       <w:i/>
@@ -2985,7 +3313,6 @@
       <w:spacing w:after="0" w:line="240" w:lineRule="auto"/>
     </w:pPr>
     <w:tblPr>
-      <w:tblInd w:w="0" w:type="dxa"/>
       <w:tblBorders>
         <w:top w:val="single" w:sz="4" w:space="0" w:color="auto"/>
         <w:left w:val="single" w:sz="4" w:space="0" w:color="auto"/>
@@ -2994,12 +3321,6 @@
         <w:insideH w:val="single" w:sz="4" w:space="0" w:color="auto"/>
         <w:insideV w:val="single" w:sz="4" w:space="0" w:color="auto"/>
       </w:tblBorders>
-      <w:tblCellMar>
-        <w:top w:w="0" w:type="dxa"/>
-        <w:left w:w="108" w:type="dxa"/>
-        <w:bottom w:w="0" w:type="dxa"/>
-        <w:right w:w="108" w:type="dxa"/>
-      </w:tblCellMar>
     </w:tblPr>
   </w:style>
   <w:style w:type="table" w:styleId="LightShading">
@@ -3016,17 +3337,10 @@
     <w:tblPr>
       <w:tblStyleRowBandSize w:val="1"/>
       <w:tblStyleColBandSize w:val="1"/>
-      <w:tblInd w:w="0" w:type="dxa"/>
       <w:tblBorders>
         <w:top w:val="single" w:sz="8" w:space="0" w:color="000000" w:themeColor="text1"/>
         <w:bottom w:val="single" w:sz="8" w:space="0" w:color="000000" w:themeColor="text1"/>
       </w:tblBorders>
-      <w:tblCellMar>
-        <w:top w:w="0" w:type="dxa"/>
-        <w:left w:w="108" w:type="dxa"/>
-        <w:bottom w:w="0" w:type="dxa"/>
-        <w:right w:w="108" w:type="dxa"/>
-      </w:tblCellMar>
     </w:tblPr>
     <w:tblStylePr w:type="firstRow">
       <w:pPr>
@@ -3119,17 +3433,10 @@
     <w:tblPr>
       <w:tblStyleRowBandSize w:val="1"/>
       <w:tblStyleColBandSize w:val="1"/>
-      <w:tblInd w:w="0" w:type="dxa"/>
       <w:tblBorders>
         <w:top w:val="single" w:sz="8" w:space="0" w:color="4F81BD" w:themeColor="accent1"/>
         <w:bottom w:val="single" w:sz="8" w:space="0" w:color="4F81BD" w:themeColor="accent1"/>
       </w:tblBorders>
-      <w:tblCellMar>
-        <w:top w:w="0" w:type="dxa"/>
-        <w:left w:w="108" w:type="dxa"/>
-        <w:bottom w:w="0" w:type="dxa"/>
-        <w:right w:w="108" w:type="dxa"/>
-      </w:tblCellMar>
     </w:tblPr>
     <w:tblStylePr w:type="firstRow">
       <w:pPr>
@@ -3222,17 +3529,10 @@
     <w:tblPr>
       <w:tblStyleRowBandSize w:val="1"/>
       <w:tblStyleColBandSize w:val="1"/>
-      <w:tblInd w:w="0" w:type="dxa"/>
       <w:tblBorders>
         <w:top w:val="single" w:sz="8" w:space="0" w:color="C0504D" w:themeColor="accent2"/>
         <w:bottom w:val="single" w:sz="8" w:space="0" w:color="C0504D" w:themeColor="accent2"/>
       </w:tblBorders>
-      <w:tblCellMar>
-        <w:top w:w="0" w:type="dxa"/>
-        <w:left w:w="108" w:type="dxa"/>
-        <w:bottom w:w="0" w:type="dxa"/>
-        <w:right w:w="108" w:type="dxa"/>
-      </w:tblCellMar>
     </w:tblPr>
     <w:tblStylePr w:type="firstRow">
       <w:pPr>
@@ -3325,17 +3625,10 @@
     <w:tblPr>
       <w:tblStyleRowBandSize w:val="1"/>
       <w:tblStyleColBandSize w:val="1"/>
-      <w:tblInd w:w="0" w:type="dxa"/>
       <w:tblBorders>
         <w:top w:val="single" w:sz="8" w:space="0" w:color="9BBB59" w:themeColor="accent3"/>
         <w:bottom w:val="single" w:sz="8" w:space="0" w:color="9BBB59" w:themeColor="accent3"/>
       </w:tblBorders>
-      <w:tblCellMar>
-        <w:top w:w="0" w:type="dxa"/>
-        <w:left w:w="108" w:type="dxa"/>
-        <w:bottom w:w="0" w:type="dxa"/>
-        <w:right w:w="108" w:type="dxa"/>
-      </w:tblCellMar>
     </w:tblPr>
     <w:tblStylePr w:type="firstRow">
       <w:pPr>
@@ -3428,17 +3721,10 @@
     <w:tblPr>
       <w:tblStyleRowBandSize w:val="1"/>
       <w:tblStyleColBandSize w:val="1"/>
-      <w:tblInd w:w="0" w:type="dxa"/>
       <w:tblBorders>
         <w:top w:val="single" w:sz="8" w:space="0" w:color="8064A2" w:themeColor="accent4"/>
         <w:bottom w:val="single" w:sz="8" w:space="0" w:color="8064A2" w:themeColor="accent4"/>
       </w:tblBorders>
-      <w:tblCellMar>
-        <w:top w:w="0" w:type="dxa"/>
-        <w:left w:w="108" w:type="dxa"/>
-        <w:bottom w:w="0" w:type="dxa"/>
-        <w:right w:w="108" w:type="dxa"/>
-      </w:tblCellMar>
     </w:tblPr>
     <w:tblStylePr w:type="firstRow">
       <w:pPr>
@@ -3531,17 +3817,10 @@
     <w:tblPr>
       <w:tblStyleRowBandSize w:val="1"/>
       <w:tblStyleColBandSize w:val="1"/>
-      <w:tblInd w:w="0" w:type="dxa"/>
       <w:tblBorders>
         <w:top w:val="single" w:sz="8" w:space="0" w:color="4BACC6" w:themeColor="accent5"/>
         <w:bottom w:val="single" w:sz="8" w:space="0" w:color="4BACC6" w:themeColor="accent5"/>
       </w:tblBorders>
-      <w:tblCellMar>
-        <w:top w:w="0" w:type="dxa"/>
-        <w:left w:w="108" w:type="dxa"/>
-        <w:bottom w:w="0" w:type="dxa"/>
-        <w:right w:w="108" w:type="dxa"/>
-      </w:tblCellMar>
     </w:tblPr>
     <w:tblStylePr w:type="firstRow">
       <w:pPr>
@@ -3634,17 +3913,10 @@
     <w:tblPr>
       <w:tblStyleRowBandSize w:val="1"/>
       <w:tblStyleColBandSize w:val="1"/>
-      <w:tblInd w:w="0" w:type="dxa"/>
       <w:tblBorders>
         <w:top w:val="single" w:sz="8" w:space="0" w:color="F79646" w:themeColor="accent6"/>
         <w:bottom w:val="single" w:sz="8" w:space="0" w:color="F79646" w:themeColor="accent6"/>
       </w:tblBorders>
-      <w:tblCellMar>
-        <w:top w:w="0" w:type="dxa"/>
-        <w:left w:w="108" w:type="dxa"/>
-        <w:bottom w:w="0" w:type="dxa"/>
-        <w:right w:w="108" w:type="dxa"/>
-      </w:tblCellMar>
     </w:tblPr>
     <w:tblStylePr w:type="firstRow">
       <w:pPr>
@@ -3734,19 +4006,12 @@
     <w:tblPr>
       <w:tblStyleRowBandSize w:val="1"/>
       <w:tblStyleColBandSize w:val="1"/>
-      <w:tblInd w:w="0" w:type="dxa"/>
       <w:tblBorders>
         <w:top w:val="single" w:sz="8" w:space="0" w:color="000000" w:themeColor="text1"/>
         <w:left w:val="single" w:sz="8" w:space="0" w:color="000000" w:themeColor="text1"/>
         <w:bottom w:val="single" w:sz="8" w:space="0" w:color="000000" w:themeColor="text1"/>
         <w:right w:val="single" w:sz="8" w:space="0" w:color="000000" w:themeColor="text1"/>
       </w:tblBorders>
-      <w:tblCellMar>
-        <w:top w:w="0" w:type="dxa"/>
-        <w:left w:w="108" w:type="dxa"/>
-        <w:bottom w:w="0" w:type="dxa"/>
-        <w:right w:w="108" w:type="dxa"/>
-      </w:tblCellMar>
     </w:tblPr>
     <w:tblStylePr w:type="firstRow">
       <w:pPr>
@@ -3826,19 +4091,12 @@
     <w:tblPr>
       <w:tblStyleRowBandSize w:val="1"/>
       <w:tblStyleColBandSize w:val="1"/>
-      <w:tblInd w:w="0" w:type="dxa"/>
       <w:tblBorders>
         <w:top w:val="single" w:sz="8" w:space="0" w:color="4F81BD" w:themeColor="accent1"/>
         <w:left w:val="single" w:sz="8" w:space="0" w:color="4F81BD" w:themeColor="accent1"/>
         <w:bottom w:val="single" w:sz="8" w:space="0" w:color="4F81BD" w:themeColor="accent1"/>
         <w:right w:val="single" w:sz="8" w:space="0" w:color="4F81BD" w:themeColor="accent1"/>
       </w:tblBorders>
-      <w:tblCellMar>
-        <w:top w:w="0" w:type="dxa"/>
-        <w:left w:w="108" w:type="dxa"/>
-        <w:bottom w:w="0" w:type="dxa"/>
-        <w:right w:w="108" w:type="dxa"/>
-      </w:tblCellMar>
     </w:tblPr>
     <w:tblStylePr w:type="firstRow">
       <w:pPr>
@@ -3918,19 +4176,12 @@
     <w:tblPr>
       <w:tblStyleRowBandSize w:val="1"/>
       <w:tblStyleColBandSize w:val="1"/>
-      <w:tblInd w:w="0" w:type="dxa"/>
       <w:tblBorders>
         <w:top w:val="single" w:sz="8" w:space="0" w:color="C0504D" w:themeColor="accent2"/>
         <w:left w:val="single" w:sz="8" w:space="0" w:color="C0504D" w:themeColor="accent2"/>
         <w:bottom w:val="single" w:sz="8" w:space="0" w:color="C0504D" w:themeColor="accent2"/>
         <w:right w:val="single" w:sz="8" w:space="0" w:color="C0504D" w:themeColor="accent2"/>
       </w:tblBorders>
-      <w:tblCellMar>
-        <w:top w:w="0" w:type="dxa"/>
-        <w:left w:w="108" w:type="dxa"/>
-        <w:bottom w:w="0" w:type="dxa"/>
-        <w:right w:w="108" w:type="dxa"/>
-      </w:tblCellMar>
     </w:tblPr>
     <w:tblStylePr w:type="firstRow">
       <w:pPr>
@@ -4010,19 +4261,12 @@
     <w:tblPr>
       <w:tblStyleRowBandSize w:val="1"/>
       <w:tblStyleColBandSize w:val="1"/>
-      <w:tblInd w:w="0" w:type="dxa"/>
       <w:tblBorders>
         <w:top w:val="single" w:sz="8" w:space="0" w:color="9BBB59" w:themeColor="accent3"/>
         <w:left w:val="single" w:sz="8" w:space="0" w:color="9BBB59" w:themeColor="accent3"/>
         <w:bottom w:val="single" w:sz="8" w:space="0" w:color="9BBB59" w:themeColor="accent3"/>
         <w:right w:val="single" w:sz="8" w:space="0" w:color="9BBB59" w:themeColor="accent3"/>
       </w:tblBorders>
-      <w:tblCellMar>
-        <w:top w:w="0" w:type="dxa"/>
-        <w:left w:w="108" w:type="dxa"/>
-        <w:bottom w:w="0" w:type="dxa"/>
-        <w:right w:w="108" w:type="dxa"/>
-      </w:tblCellMar>
     </w:tblPr>
     <w:tblStylePr w:type="firstRow">
       <w:pPr>
@@ -4102,19 +4346,12 @@
     <w:tblPr>
       <w:tblStyleRowBandSize w:val="1"/>
       <w:tblStyleColBandSize w:val="1"/>
-      <w:tblInd w:w="0" w:type="dxa"/>
       <w:tblBorders>
         <w:top w:val="single" w:sz="8" w:space="0" w:color="8064A2" w:themeColor="accent4"/>
         <w:left w:val="single" w:sz="8" w:space="0" w:color="8064A2" w:themeColor="accent4"/>
         <w:bottom w:val="single" w:sz="8" w:space="0" w:color="8064A2" w:themeColor="accent4"/>
         <w:right w:val="single" w:sz="8" w:space="0" w:color="8064A2" w:themeColor="accent4"/>
       </w:tblBorders>
-      <w:tblCellMar>
-        <w:top w:w="0" w:type="dxa"/>
-        <w:left w:w="108" w:type="dxa"/>
-        <w:bottom w:w="0" w:type="dxa"/>
-        <w:right w:w="108" w:type="dxa"/>
-      </w:tblCellMar>
     </w:tblPr>
     <w:tblStylePr w:type="firstRow">
       <w:pPr>
@@ -4194,19 +4431,12 @@
     <w:tblPr>
       <w:tblStyleRowBandSize w:val="1"/>
       <w:tblStyleColBandSize w:val="1"/>
-      <w:tblInd w:w="0" w:type="dxa"/>
       <w:tblBorders>
         <w:top w:val="single" w:sz="8" w:space="0" w:color="4BACC6" w:themeColor="accent5"/>
         <w:left w:val="single" w:sz="8" w:space="0" w:color="4BACC6" w:themeColor="accent5"/>
         <w:bottom w:val="single" w:sz="8" w:space="0" w:color="4BACC6" w:themeColor="accent5"/>
         <w:right w:val="single" w:sz="8" w:space="0" w:color="4BACC6" w:themeColor="accent5"/>
       </w:tblBorders>
-      <w:tblCellMar>
-        <w:top w:w="0" w:type="dxa"/>
-        <w:left w:w="108" w:type="dxa"/>
-        <w:bottom w:w="0" w:type="dxa"/>
-        <w:right w:w="108" w:type="dxa"/>
-      </w:tblCellMar>
     </w:tblPr>
     <w:tblStylePr w:type="firstRow">
       <w:pPr>
@@ -4286,19 +4516,12 @@
     <w:tblPr>
       <w:tblStyleRowBandSize w:val="1"/>
       <w:tblStyleColBandSize w:val="1"/>
-      <w:tblInd w:w="0" w:type="dxa"/>
       <w:tblBorders>
         <w:top w:val="single" w:sz="8" w:space="0" w:color="F79646" w:themeColor="accent6"/>
         <w:left w:val="single" w:sz="8" w:space="0" w:color="F79646" w:themeColor="accent6"/>
         <w:bottom w:val="single" w:sz="8" w:space="0" w:color="F79646" w:themeColor="accent6"/>
         <w:right w:val="single" w:sz="8" w:space="0" w:color="F79646" w:themeColor="accent6"/>
       </w:tblBorders>
-      <w:tblCellMar>
-        <w:top w:w="0" w:type="dxa"/>
-        <w:left w:w="108" w:type="dxa"/>
-        <w:bottom w:w="0" w:type="dxa"/>
-        <w:right w:w="108" w:type="dxa"/>
-      </w:tblCellMar>
     </w:tblPr>
     <w:tblStylePr w:type="firstRow">
       <w:pPr>
@@ -4378,7 +4601,6 @@
     <w:tblPr>
       <w:tblStyleRowBandSize w:val="1"/>
       <w:tblStyleColBandSize w:val="1"/>
-      <w:tblInd w:w="0" w:type="dxa"/>
       <w:tblBorders>
         <w:top w:val="single" w:sz="8" w:space="0" w:color="000000" w:themeColor="text1"/>
         <w:left w:val="single" w:sz="8" w:space="0" w:color="000000" w:themeColor="text1"/>
@@ -4387,12 +4609,6 @@
         <w:insideH w:val="single" w:sz="8" w:space="0" w:color="000000" w:themeColor="text1"/>
         <w:insideV w:val="single" w:sz="8" w:space="0" w:color="000000" w:themeColor="text1"/>
       </w:tblBorders>
-      <w:tblCellMar>
-        <w:top w:w="0" w:type="dxa"/>
-        <w:left w:w="108" w:type="dxa"/>
-        <w:bottom w:w="0" w:type="dxa"/>
-        <w:right w:w="108" w:type="dxa"/>
-      </w:tblCellMar>
     </w:tblPr>
     <w:tblStylePr w:type="firstRow">
       <w:pPr>
@@ -4508,7 +4724,6 @@
     <w:tblPr>
       <w:tblStyleRowBandSize w:val="1"/>
       <w:tblStyleColBandSize w:val="1"/>
-      <w:tblInd w:w="0" w:type="dxa"/>
       <w:tblBorders>
         <w:top w:val="single" w:sz="8" w:space="0" w:color="4F81BD" w:themeColor="accent1"/>
         <w:left w:val="single" w:sz="8" w:space="0" w:color="4F81BD" w:themeColor="accent1"/>
@@ -4517,12 +4732,6 @@
         <w:insideH w:val="single" w:sz="8" w:space="0" w:color="4F81BD" w:themeColor="accent1"/>
         <w:insideV w:val="single" w:sz="8" w:space="0" w:color="4F81BD" w:themeColor="accent1"/>
       </w:tblBorders>
-      <w:tblCellMar>
-        <w:top w:w="0" w:type="dxa"/>
-        <w:left w:w="108" w:type="dxa"/>
-        <w:bottom w:w="0" w:type="dxa"/>
-        <w:right w:w="108" w:type="dxa"/>
-      </w:tblCellMar>
     </w:tblPr>
     <w:tblStylePr w:type="firstRow">
       <w:pPr>
@@ -4638,7 +4847,6 @@
     <w:tblPr>
       <w:tblStyleRowBandSize w:val="1"/>
       <w:tblStyleColBandSize w:val="1"/>
-      <w:tblInd w:w="0" w:type="dxa"/>
       <w:tblBorders>
         <w:top w:val="single" w:sz="8" w:space="0" w:color="C0504D" w:themeColor="accent2"/>
         <w:left w:val="single" w:sz="8" w:space="0" w:color="C0504D" w:themeColor="accent2"/>
@@ -4647,12 +4855,6 @@
         <w:insideH w:val="single" w:sz="8" w:space="0" w:color="C0504D" w:themeColor="accent2"/>
         <w:insideV w:val="single" w:sz="8" w:space="0" w:color="C0504D" w:themeColor="accent2"/>
       </w:tblBorders>
-      <w:tblCellMar>
-        <w:top w:w="0" w:type="dxa"/>
-        <w:left w:w="108" w:type="dxa"/>
-        <w:bottom w:w="0" w:type="dxa"/>
-        <w:right w:w="108" w:type="dxa"/>
-      </w:tblCellMar>
     </w:tblPr>
     <w:tblStylePr w:type="firstRow">
       <w:pPr>
@@ -4768,7 +4970,6 @@
     <w:tblPr>
       <w:tblStyleRowBandSize w:val="1"/>
       <w:tblStyleColBandSize w:val="1"/>
-      <w:tblInd w:w="0" w:type="dxa"/>
       <w:tblBorders>
         <w:top w:val="single" w:sz="8" w:space="0" w:color="9BBB59" w:themeColor="accent3"/>
         <w:left w:val="single" w:sz="8" w:space="0" w:color="9BBB59" w:themeColor="accent3"/>
@@ -4777,12 +4978,6 @@
         <w:insideH w:val="single" w:sz="8" w:space="0" w:color="9BBB59" w:themeColor="accent3"/>
         <w:insideV w:val="single" w:sz="8" w:space="0" w:color="9BBB59" w:themeColor="accent3"/>
       </w:tblBorders>
-      <w:tblCellMar>
-        <w:top w:w="0" w:type="dxa"/>
-        <w:left w:w="108" w:type="dxa"/>
-        <w:bottom w:w="0" w:type="dxa"/>
-        <w:right w:w="108" w:type="dxa"/>
-      </w:tblCellMar>
     </w:tblPr>
     <w:tblStylePr w:type="firstRow">
       <w:pPr>
@@ -4898,7 +5093,6 @@
     <w:tblPr>
       <w:tblStyleRowBandSize w:val="1"/>
       <w:tblStyleColBandSize w:val="1"/>
-      <w:tblInd w:w="0" w:type="dxa"/>
       <w:tblBorders>
         <w:top w:val="single" w:sz="8" w:space="0" w:color="8064A2" w:themeColor="accent4"/>
         <w:left w:val="single" w:sz="8" w:space="0" w:color="8064A2" w:themeColor="accent4"/>
@@ -4907,12 +5101,6 @@
         <w:insideH w:val="single" w:sz="8" w:space="0" w:color="8064A2" w:themeColor="accent4"/>
         <w:insideV w:val="single" w:sz="8" w:space="0" w:color="8064A2" w:themeColor="accent4"/>
       </w:tblBorders>
-      <w:tblCellMar>
-        <w:top w:w="0" w:type="dxa"/>
-        <w:left w:w="108" w:type="dxa"/>
-        <w:bottom w:w="0" w:type="dxa"/>
-        <w:right w:w="108" w:type="dxa"/>
-      </w:tblCellMar>
     </w:tblPr>
     <w:tblStylePr w:type="firstRow">
       <w:pPr>
@@ -5028,7 +5216,6 @@
     <w:tblPr>
       <w:tblStyleRowBandSize w:val="1"/>
       <w:tblStyleColBandSize w:val="1"/>
-      <w:tblInd w:w="0" w:type="dxa"/>
       <w:tblBorders>
         <w:top w:val="single" w:sz="8" w:space="0" w:color="4BACC6" w:themeColor="accent5"/>
         <w:left w:val="single" w:sz="8" w:space="0" w:color="4BACC6" w:themeColor="accent5"/>
@@ -5037,12 +5224,6 @@
         <w:insideH w:val="single" w:sz="8" w:space="0" w:color="4BACC6" w:themeColor="accent5"/>
         <w:insideV w:val="single" w:sz="8" w:space="0" w:color="4BACC6" w:themeColor="accent5"/>
       </w:tblBorders>
-      <w:tblCellMar>
-        <w:top w:w="0" w:type="dxa"/>
-        <w:left w:w="108" w:type="dxa"/>
-        <w:bottom w:w="0" w:type="dxa"/>
-        <w:right w:w="108" w:type="dxa"/>
-      </w:tblCellMar>
     </w:tblPr>
     <w:tblStylePr w:type="firstRow">
       <w:pPr>
@@ -5158,7 +5339,6 @@
     <w:tblPr>
       <w:tblStyleRowBandSize w:val="1"/>
       <w:tblStyleColBandSize w:val="1"/>
-      <w:tblInd w:w="0" w:type="dxa"/>
       <w:tblBorders>
         <w:top w:val="single" w:sz="8" w:space="0" w:color="F79646" w:themeColor="accent6"/>
         <w:left w:val="single" w:sz="8" w:space="0" w:color="F79646" w:themeColor="accent6"/>
@@ -5167,12 +5347,6 @@
         <w:insideH w:val="single" w:sz="8" w:space="0" w:color="F79646" w:themeColor="accent6"/>
         <w:insideV w:val="single" w:sz="8" w:space="0" w:color="F79646" w:themeColor="accent6"/>
       </w:tblBorders>
-      <w:tblCellMar>
-        <w:top w:w="0" w:type="dxa"/>
-        <w:left w:w="108" w:type="dxa"/>
-        <w:bottom w:w="0" w:type="dxa"/>
-        <w:right w:w="108" w:type="dxa"/>
-      </w:tblCellMar>
     </w:tblPr>
     <w:tblStylePr w:type="firstRow">
       <w:pPr>
@@ -5288,7 +5462,6 @@
     <w:tblPr>
       <w:tblStyleRowBandSize w:val="1"/>
       <w:tblStyleColBandSize w:val="1"/>
-      <w:tblInd w:w="0" w:type="dxa"/>
       <w:tblBorders>
         <w:top w:val="single" w:sz="8" w:space="0" w:color="404040" w:themeColor="text1" w:themeTint="BF"/>
         <w:left w:val="single" w:sz="8" w:space="0" w:color="404040" w:themeColor="text1" w:themeTint="BF"/>
@@ -5296,12 +5469,6 @@
         <w:right w:val="single" w:sz="8" w:space="0" w:color="404040" w:themeColor="text1" w:themeTint="BF"/>
         <w:insideH w:val="single" w:sz="8" w:space="0" w:color="404040" w:themeColor="text1" w:themeTint="BF"/>
       </w:tblBorders>
-      <w:tblCellMar>
-        <w:top w:w="0" w:type="dxa"/>
-        <w:left w:w="108" w:type="dxa"/>
-        <w:bottom w:w="0" w:type="dxa"/>
-        <w:right w:w="108" w:type="dxa"/>
-      </w:tblCellMar>
     </w:tblPr>
     <w:tblStylePr w:type="firstRow">
       <w:pPr>
@@ -5394,7 +5561,6 @@
     <w:tblPr>
       <w:tblStyleRowBandSize w:val="1"/>
       <w:tblStyleColBandSize w:val="1"/>
-      <w:tblInd w:w="0" w:type="dxa"/>
       <w:tblBorders>
         <w:top w:val="single" w:sz="8" w:space="0" w:color="7BA0CD" w:themeColor="accent1" w:themeTint="BF"/>
         <w:left w:val="single" w:sz="8" w:space="0" w:color="7BA0CD" w:themeColor="accent1" w:themeTint="BF"/>
@@ -5402,12 +5568,6 @@
         <w:right w:val="single" w:sz="8" w:space="0" w:color="7BA0CD" w:themeColor="accent1" w:themeTint="BF"/>
         <w:insideH w:val="single" w:sz="8" w:space="0" w:color="7BA0CD" w:themeColor="accent1" w:themeTint="BF"/>
       </w:tblBorders>
-      <w:tblCellMar>
-        <w:top w:w="0" w:type="dxa"/>
-        <w:left w:w="108" w:type="dxa"/>
-        <w:bottom w:w="0" w:type="dxa"/>
-        <w:right w:w="108" w:type="dxa"/>
-      </w:tblCellMar>
     </w:tblPr>
     <w:tblStylePr w:type="firstRow">
       <w:pPr>
@@ -5500,7 +5660,6 @@
     <w:tblPr>
       <w:tblStyleRowBandSize w:val="1"/>
       <w:tblStyleColBandSize w:val="1"/>
-      <w:tblInd w:w="0" w:type="dxa"/>
       <w:tblBorders>
         <w:top w:val="single" w:sz="8" w:space="0" w:color="CF7B79" w:themeColor="accent2" w:themeTint="BF"/>
         <w:left w:val="single" w:sz="8" w:space="0" w:color="CF7B79" w:themeColor="accent2" w:themeTint="BF"/>
@@ -5508,12 +5667,6 @@
         <w:right w:val="single" w:sz="8" w:space="0" w:color="CF7B79" w:themeColor="accent2" w:themeTint="BF"/>
         <w:insideH w:val="single" w:sz="8" w:space="0" w:color="CF7B79" w:themeColor="accent2" w:themeTint="BF"/>
       </w:tblBorders>
-      <w:tblCellMar>
-        <w:top w:w="0" w:type="dxa"/>
-        <w:left w:w="108" w:type="dxa"/>
-        <w:bottom w:w="0" w:type="dxa"/>
-        <w:right w:w="108" w:type="dxa"/>
-      </w:tblCellMar>
     </w:tblPr>
     <w:tblStylePr w:type="firstRow">
       <w:pPr>
@@ -5606,7 +5759,6 @@
     <w:tblPr>
       <w:tblStyleRowBandSize w:val="1"/>
       <w:tblStyleColBandSize w:val="1"/>
-      <w:tblInd w:w="0" w:type="dxa"/>
       <w:tblBorders>
         <w:top w:val="single" w:sz="8" w:space="0" w:color="B3CC82" w:themeColor="accent3" w:themeTint="BF"/>
         <w:left w:val="single" w:sz="8" w:space="0" w:color="B3CC82" w:themeColor="accent3" w:themeTint="BF"/>
@@ -5614,12 +5766,6 @@
         <w:right w:val="single" w:sz="8" w:space="0" w:color="B3CC82" w:themeColor="accent3" w:themeTint="BF"/>
         <w:insideH w:val="single" w:sz="8" w:space="0" w:color="B3CC82" w:themeColor="accent3" w:themeTint="BF"/>
       </w:tblBorders>
-      <w:tblCellMar>
-        <w:top w:w="0" w:type="dxa"/>
-        <w:left w:w="108" w:type="dxa"/>
-        <w:bottom w:w="0" w:type="dxa"/>
-        <w:right w:w="108" w:type="dxa"/>
-      </w:tblCellMar>
     </w:tblPr>
     <w:tblStylePr w:type="firstRow">
       <w:pPr>
@@ -5712,7 +5858,6 @@
     <w:tblPr>
       <w:tblStyleRowBandSize w:val="1"/>
       <w:tblStyleColBandSize w:val="1"/>
-      <w:tblInd w:w="0" w:type="dxa"/>
       <w:tblBorders>
         <w:top w:val="single" w:sz="8" w:space="0" w:color="9F8AB9" w:themeColor="accent4" w:themeTint="BF"/>
         <w:left w:val="single" w:sz="8" w:space="0" w:color="9F8AB9" w:themeColor="accent4" w:themeTint="BF"/>
@@ -5720,12 +5865,6 @@
         <w:right w:val="single" w:sz="8" w:space="0" w:color="9F8AB9" w:themeColor="accent4" w:themeTint="BF"/>
         <w:insideH w:val="single" w:sz="8" w:space="0" w:color="9F8AB9" w:themeColor="accent4" w:themeTint="BF"/>
       </w:tblBorders>
-      <w:tblCellMar>
-        <w:top w:w="0" w:type="dxa"/>
-        <w:left w:w="108" w:type="dxa"/>
-        <w:bottom w:w="0" w:type="dxa"/>
-        <w:right w:w="108" w:type="dxa"/>
-      </w:tblCellMar>
     </w:tblPr>
     <w:tblStylePr w:type="firstRow">
       <w:pPr>
@@ -5818,7 +5957,6 @@
     <w:tblPr>
       <w:tblStyleRowBandSize w:val="1"/>
       <w:tblStyleColBandSize w:val="1"/>
-      <w:tblInd w:w="0" w:type="dxa"/>
       <w:tblBorders>
         <w:top w:val="single" w:sz="8" w:space="0" w:color="78C0D4" w:themeColor="accent5" w:themeTint="BF"/>
         <w:left w:val="single" w:sz="8" w:space="0" w:color="78C0D4" w:themeColor="accent5" w:themeTint="BF"/>
@@ -5826,12 +5964,6 @@
         <w:right w:val="single" w:sz="8" w:space="0" w:color="78C0D4" w:themeColor="accent5" w:themeTint="BF"/>
         <w:insideH w:val="single" w:sz="8" w:space="0" w:color="78C0D4" w:themeColor="accent5" w:themeTint="BF"/>
       </w:tblBorders>
-      <w:tblCellMar>
-        <w:top w:w="0" w:type="dxa"/>
-        <w:left w:w="108" w:type="dxa"/>
-        <w:bottom w:w="0" w:type="dxa"/>
-        <w:right w:w="108" w:type="dxa"/>
-      </w:tblCellMar>
     </w:tblPr>
     <w:tblStylePr w:type="firstRow">
       <w:pPr>
@@ -5924,7 +6056,6 @@
     <w:tblPr>
       <w:tblStyleRowBandSize w:val="1"/>
       <w:tblStyleColBandSize w:val="1"/>
-      <w:tblInd w:w="0" w:type="dxa"/>
       <w:tblBorders>
         <w:top w:val="single" w:sz="8" w:space="0" w:color="F9B074" w:themeColor="accent6" w:themeTint="BF"/>
         <w:left w:val="single" w:sz="8" w:space="0" w:color="F9B074" w:themeColor="accent6" w:themeTint="BF"/>
@@ -5932,12 +6063,6 @@
         <w:right w:val="single" w:sz="8" w:space="0" w:color="F9B074" w:themeColor="accent6" w:themeTint="BF"/>
         <w:insideH w:val="single" w:sz="8" w:space="0" w:color="F9B074" w:themeColor="accent6" w:themeTint="BF"/>
       </w:tblBorders>
-      <w:tblCellMar>
-        <w:top w:w="0" w:type="dxa"/>
-        <w:left w:w="108" w:type="dxa"/>
-        <w:bottom w:w="0" w:type="dxa"/>
-        <w:right w:w="108" w:type="dxa"/>
-      </w:tblCellMar>
     </w:tblPr>
     <w:tblStylePr w:type="firstRow">
       <w:pPr>
@@ -6030,17 +6155,10 @@
     <w:tblPr>
       <w:tblStyleRowBandSize w:val="1"/>
       <w:tblStyleColBandSize w:val="1"/>
-      <w:tblInd w:w="0" w:type="dxa"/>
       <w:tblBorders>
         <w:top w:val="single" w:sz="18" w:space="0" w:color="auto"/>
         <w:bottom w:val="single" w:sz="18" w:space="0" w:color="auto"/>
       </w:tblBorders>
-      <w:tblCellMar>
-        <w:top w:w="0" w:type="dxa"/>
-        <w:left w:w="108" w:type="dxa"/>
-        <w:bottom w:w="0" w:type="dxa"/>
-        <w:right w:w="108" w:type="dxa"/>
-      </w:tblCellMar>
     </w:tblPr>
     <w:tblStylePr w:type="firstRow">
       <w:pPr>
@@ -6179,17 +6297,10 @@
     <w:tblPr>
       <w:tblStyleRowBandSize w:val="1"/>
       <w:tblStyleColBandSize w:val="1"/>
-      <w:tblInd w:w="0" w:type="dxa"/>
       <w:tblBorders>
         <w:top w:val="single" w:sz="18" w:space="0" w:color="auto"/>
         <w:bottom w:val="single" w:sz="18" w:space="0" w:color="auto"/>
       </w:tblBorders>
-      <w:tblCellMar>
-        <w:top w:w="0" w:type="dxa"/>
-        <w:left w:w="108" w:type="dxa"/>
-        <w:bottom w:w="0" w:type="dxa"/>
-        <w:right w:w="108" w:type="dxa"/>
-      </w:tblCellMar>
     </w:tblPr>
     <w:tblStylePr w:type="firstRow">
       <w:pPr>
@@ -6328,17 +6439,10 @@
     <w:tblPr>
       <w:tblStyleRowBandSize w:val="1"/>
       <w:tblStyleColBandSize w:val="1"/>
-      <w:tblInd w:w="0" w:type="dxa"/>
       <w:tblBorders>
         <w:top w:val="single" w:sz="18" w:space="0" w:color="auto"/>
         <w:bottom w:val="single" w:sz="18" w:space="0" w:color="auto"/>
       </w:tblBorders>
-      <w:tblCellMar>
-        <w:top w:w="0" w:type="dxa"/>
-        <w:left w:w="108" w:type="dxa"/>
-        <w:bottom w:w="0" w:type="dxa"/>
-        <w:right w:w="108" w:type="dxa"/>
-      </w:tblCellMar>
     </w:tblPr>
     <w:tblStylePr w:type="firstRow">
       <w:pPr>
@@ -6477,17 +6581,10 @@
     <w:tblPr>
       <w:tblStyleRowBandSize w:val="1"/>
       <w:tblStyleColBandSize w:val="1"/>
-      <w:tblInd w:w="0" w:type="dxa"/>
       <w:tblBorders>
         <w:top w:val="single" w:sz="18" w:space="0" w:color="auto"/>
         <w:bottom w:val="single" w:sz="18" w:space="0" w:color="auto"/>
       </w:tblBorders>
-      <w:tblCellMar>
-        <w:top w:w="0" w:type="dxa"/>
-        <w:left w:w="108" w:type="dxa"/>
-        <w:bottom w:w="0" w:type="dxa"/>
-        <w:right w:w="108" w:type="dxa"/>
-      </w:tblCellMar>
     </w:tblPr>
     <w:tblStylePr w:type="firstRow">
       <w:pPr>
@@ -6626,17 +6723,10 @@
     <w:tblPr>
       <w:tblStyleRowBandSize w:val="1"/>
       <w:tblStyleColBandSize w:val="1"/>
-      <w:tblInd w:w="0" w:type="dxa"/>
       <w:tblBorders>
         <w:top w:val="single" w:sz="18" w:space="0" w:color="auto"/>
         <w:bottom w:val="single" w:sz="18" w:space="0" w:color="auto"/>
       </w:tblBorders>
-      <w:tblCellMar>
-        <w:top w:w="0" w:type="dxa"/>
-        <w:left w:w="108" w:type="dxa"/>
-        <w:bottom w:w="0" w:type="dxa"/>
-        <w:right w:w="108" w:type="dxa"/>
-      </w:tblCellMar>
     </w:tblPr>
     <w:tblStylePr w:type="firstRow">
       <w:pPr>
@@ -6775,17 +6865,10 @@
     <w:tblPr>
       <w:tblStyleRowBandSize w:val="1"/>
       <w:tblStyleColBandSize w:val="1"/>
-      <w:tblInd w:w="0" w:type="dxa"/>
       <w:tblBorders>
         <w:top w:val="single" w:sz="18" w:space="0" w:color="auto"/>
         <w:bottom w:val="single" w:sz="18" w:space="0" w:color="auto"/>
       </w:tblBorders>
-      <w:tblCellMar>
-        <w:top w:w="0" w:type="dxa"/>
-        <w:left w:w="108" w:type="dxa"/>
-        <w:bottom w:w="0" w:type="dxa"/>
-        <w:right w:w="108" w:type="dxa"/>
-      </w:tblCellMar>
     </w:tblPr>
     <w:tblStylePr w:type="firstRow">
       <w:pPr>
@@ -6924,17 +7007,10 @@
     <w:tblPr>
       <w:tblStyleRowBandSize w:val="1"/>
       <w:tblStyleColBandSize w:val="1"/>
-      <w:tblInd w:w="0" w:type="dxa"/>
       <w:tblBorders>
         <w:top w:val="single" w:sz="18" w:space="0" w:color="auto"/>
         <w:bottom w:val="single" w:sz="18" w:space="0" w:color="auto"/>
       </w:tblBorders>
-      <w:tblCellMar>
-        <w:top w:w="0" w:type="dxa"/>
-        <w:left w:w="108" w:type="dxa"/>
-        <w:bottom w:w="0" w:type="dxa"/>
-        <w:right w:w="108" w:type="dxa"/>
-      </w:tblCellMar>
     </w:tblPr>
     <w:tblStylePr w:type="firstRow">
       <w:pPr>
@@ -7076,17 +7152,10 @@
     <w:tblPr>
       <w:tblStyleRowBandSize w:val="1"/>
       <w:tblStyleColBandSize w:val="1"/>
-      <w:tblInd w:w="0" w:type="dxa"/>
       <w:tblBorders>
         <w:top w:val="single" w:sz="8" w:space="0" w:color="000000" w:themeColor="text1"/>
         <w:bottom w:val="single" w:sz="8" w:space="0" w:color="000000" w:themeColor="text1"/>
       </w:tblBorders>
-      <w:tblCellMar>
-        <w:top w:w="0" w:type="dxa"/>
-        <w:left w:w="108" w:type="dxa"/>
-        <w:bottom w:w="0" w:type="dxa"/>
-        <w:right w:w="108" w:type="dxa"/>
-      </w:tblCellMar>
     </w:tblPr>
     <w:tblStylePr w:type="firstRow">
       <w:rPr>
@@ -7160,17 +7229,10 @@
     <w:tblPr>
       <w:tblStyleRowBandSize w:val="1"/>
       <w:tblStyleColBandSize w:val="1"/>
-      <w:tblInd w:w="0" w:type="dxa"/>
       <w:tblBorders>
         <w:top w:val="single" w:sz="8" w:space="0" w:color="4F81BD" w:themeColor="accent1"/>
         <w:bottom w:val="single" w:sz="8" w:space="0" w:color="4F81BD" w:themeColor="accent1"/>
       </w:tblBorders>
-      <w:tblCellMar>
-        <w:top w:w="0" w:type="dxa"/>
-        <w:left w:w="108" w:type="dxa"/>
-        <w:bottom w:w="0" w:type="dxa"/>
-        <w:right w:w="108" w:type="dxa"/>
-      </w:tblCellMar>
     </w:tblPr>
     <w:tblStylePr w:type="firstRow">
       <w:rPr>
@@ -7244,17 +7306,10 @@
     <w:tblPr>
       <w:tblStyleRowBandSize w:val="1"/>
       <w:tblStyleColBandSize w:val="1"/>
-      <w:tblInd w:w="0" w:type="dxa"/>
       <w:tblBorders>
         <w:top w:val="single" w:sz="8" w:space="0" w:color="C0504D" w:themeColor="accent2"/>
         <w:bottom w:val="single" w:sz="8" w:space="0" w:color="C0504D" w:themeColor="accent2"/>
       </w:tblBorders>
-      <w:tblCellMar>
-        <w:top w:w="0" w:type="dxa"/>
-        <w:left w:w="108" w:type="dxa"/>
-        <w:bottom w:w="0" w:type="dxa"/>
-        <w:right w:w="108" w:type="dxa"/>
-      </w:tblCellMar>
     </w:tblPr>
     <w:tblStylePr w:type="firstRow">
       <w:rPr>
@@ -7328,17 +7383,10 @@
     <w:tblPr>
       <w:tblStyleRowBandSize w:val="1"/>
       <w:tblStyleColBandSize w:val="1"/>
-      <w:tblInd w:w="0" w:type="dxa"/>
       <w:tblBorders>
         <w:top w:val="single" w:sz="8" w:space="0" w:color="9BBB59" w:themeColor="accent3"/>
         <w:bottom w:val="single" w:sz="8" w:space="0" w:color="9BBB59" w:themeColor="accent3"/>
       </w:tblBorders>
-      <w:tblCellMar>
-        <w:top w:w="0" w:type="dxa"/>
-        <w:left w:w="108" w:type="dxa"/>
-        <w:bottom w:w="0" w:type="dxa"/>
-        <w:right w:w="108" w:type="dxa"/>
-      </w:tblCellMar>
     </w:tblPr>
     <w:tblStylePr w:type="firstRow">
       <w:rPr>
@@ -7412,17 +7460,10 @@
     <w:tblPr>
       <w:tblStyleRowBandSize w:val="1"/>
       <w:tblStyleColBandSize w:val="1"/>
-      <w:tblInd w:w="0" w:type="dxa"/>
       <w:tblBorders>
         <w:top w:val="single" w:sz="8" w:space="0" w:color="8064A2" w:themeColor="accent4"/>
         <w:bottom w:val="single" w:sz="8" w:space="0" w:color="8064A2" w:themeColor="accent4"/>
       </w:tblBorders>
-      <w:tblCellMar>
-        <w:top w:w="0" w:type="dxa"/>
-        <w:left w:w="108" w:type="dxa"/>
-        <w:bottom w:w="0" w:type="dxa"/>
-        <w:right w:w="108" w:type="dxa"/>
-      </w:tblCellMar>
     </w:tblPr>
     <w:tblStylePr w:type="firstRow">
       <w:rPr>
@@ -7496,17 +7537,10 @@
     <w:tblPr>
       <w:tblStyleRowBandSize w:val="1"/>
       <w:tblStyleColBandSize w:val="1"/>
-      <w:tblInd w:w="0" w:type="dxa"/>
       <w:tblBorders>
         <w:top w:val="single" w:sz="8" w:space="0" w:color="4BACC6" w:themeColor="accent5"/>
         <w:bottom w:val="single" w:sz="8" w:space="0" w:color="4BACC6" w:themeColor="accent5"/>
       </w:tblBorders>
-      <w:tblCellMar>
-        <w:top w:w="0" w:type="dxa"/>
-        <w:left w:w="108" w:type="dxa"/>
-        <w:bottom w:w="0" w:type="dxa"/>
-        <w:right w:w="108" w:type="dxa"/>
-      </w:tblCellMar>
     </w:tblPr>
     <w:tblStylePr w:type="firstRow">
       <w:rPr>
@@ -7580,17 +7614,10 @@
     <w:tblPr>
       <w:tblStyleRowBandSize w:val="1"/>
       <w:tblStyleColBandSize w:val="1"/>
-      <w:tblInd w:w="0" w:type="dxa"/>
       <w:tblBorders>
         <w:top w:val="single" w:sz="8" w:space="0" w:color="F79646" w:themeColor="accent6"/>
         <w:bottom w:val="single" w:sz="8" w:space="0" w:color="F79646" w:themeColor="accent6"/>
       </w:tblBorders>
-      <w:tblCellMar>
-        <w:top w:w="0" w:type="dxa"/>
-        <w:left w:w="108" w:type="dxa"/>
-        <w:bottom w:w="0" w:type="dxa"/>
-        <w:right w:w="108" w:type="dxa"/>
-      </w:tblCellMar>
     </w:tblPr>
     <w:tblStylePr w:type="firstRow">
       <w:rPr>
@@ -7665,19 +7692,12 @@
     <w:tblPr>
       <w:tblStyleRowBandSize w:val="1"/>
       <w:tblStyleColBandSize w:val="1"/>
-      <w:tblInd w:w="0" w:type="dxa"/>
       <w:tblBorders>
         <w:top w:val="single" w:sz="8" w:space="0" w:color="000000" w:themeColor="text1"/>
         <w:left w:val="single" w:sz="8" w:space="0" w:color="000000" w:themeColor="text1"/>
         <w:bottom w:val="single" w:sz="8" w:space="0" w:color="000000" w:themeColor="text1"/>
         <w:right w:val="single" w:sz="8" w:space="0" w:color="000000" w:themeColor="text1"/>
       </w:tblBorders>
-      <w:tblCellMar>
-        <w:top w:w="0" w:type="dxa"/>
-        <w:left w:w="108" w:type="dxa"/>
-        <w:bottom w:w="0" w:type="dxa"/>
-        <w:right w:w="108" w:type="dxa"/>
-      </w:tblCellMar>
     </w:tblPr>
     <w:tblStylePr w:type="firstRow">
       <w:rPr>
@@ -7793,19 +7813,12 @@
     <w:tblPr>
       <w:tblStyleRowBandSize w:val="1"/>
       <w:tblStyleColBandSize w:val="1"/>
-      <w:tblInd w:w="0" w:type="dxa"/>
       <w:tblBorders>
         <w:top w:val="single" w:sz="8" w:space="0" w:color="4F81BD" w:themeColor="accent1"/>
         <w:left w:val="single" w:sz="8" w:space="0" w:color="4F81BD" w:themeColor="accent1"/>
         <w:bottom w:val="single" w:sz="8" w:space="0" w:color="4F81BD" w:themeColor="accent1"/>
         <w:right w:val="single" w:sz="8" w:space="0" w:color="4F81BD" w:themeColor="accent1"/>
       </w:tblBorders>
-      <w:tblCellMar>
-        <w:top w:w="0" w:type="dxa"/>
-        <w:left w:w="108" w:type="dxa"/>
-        <w:bottom w:w="0" w:type="dxa"/>
-        <w:right w:w="108" w:type="dxa"/>
-      </w:tblCellMar>
     </w:tblPr>
     <w:tblStylePr w:type="firstRow">
       <w:rPr>
@@ -7921,19 +7934,12 @@
     <w:tblPr>
       <w:tblStyleRowBandSize w:val="1"/>
       <w:tblStyleColBandSize w:val="1"/>
-      <w:tblInd w:w="0" w:type="dxa"/>
       <w:tblBorders>
         <w:top w:val="single" w:sz="8" w:space="0" w:color="C0504D" w:themeColor="accent2"/>
         <w:left w:val="single" w:sz="8" w:space="0" w:color="C0504D" w:themeColor="accent2"/>
         <w:bottom w:val="single" w:sz="8" w:space="0" w:color="C0504D" w:themeColor="accent2"/>
         <w:right w:val="single" w:sz="8" w:space="0" w:color="C0504D" w:themeColor="accent2"/>
       </w:tblBorders>
-      <w:tblCellMar>
-        <w:top w:w="0" w:type="dxa"/>
-        <w:left w:w="108" w:type="dxa"/>
-        <w:bottom w:w="0" w:type="dxa"/>
-        <w:right w:w="108" w:type="dxa"/>
-      </w:tblCellMar>
     </w:tblPr>
     <w:tblStylePr w:type="firstRow">
       <w:rPr>
@@ -8049,19 +8055,12 @@
     <w:tblPr>
       <w:tblStyleRowBandSize w:val="1"/>
       <w:tblStyleColBandSize w:val="1"/>
-      <w:tblInd w:w="0" w:type="dxa"/>
       <w:tblBorders>
         <w:top w:val="single" w:sz="8" w:space="0" w:color="9BBB59" w:themeColor="accent3"/>
         <w:left w:val="single" w:sz="8" w:space="0" w:color="9BBB59" w:themeColor="accent3"/>
         <w:bottom w:val="single" w:sz="8" w:space="0" w:color="9BBB59" w:themeColor="accent3"/>
         <w:right w:val="single" w:sz="8" w:space="0" w:color="9BBB59" w:themeColor="accent3"/>
       </w:tblBorders>
-      <w:tblCellMar>
-        <w:top w:w="0" w:type="dxa"/>
-        <w:left w:w="108" w:type="dxa"/>
-        <w:bottom w:w="0" w:type="dxa"/>
-        <w:right w:w="108" w:type="dxa"/>
-      </w:tblCellMar>
     </w:tblPr>
     <w:tblStylePr w:type="firstRow">
       <w:rPr>
@@ -8177,19 +8176,12 @@
     <w:tblPr>
       <w:tblStyleRowBandSize w:val="1"/>
       <w:tblStyleColBandSize w:val="1"/>
-      <w:tblInd w:w="0" w:type="dxa"/>
       <w:tblBorders>
         <w:top w:val="single" w:sz="8" w:space="0" w:color="8064A2" w:themeColor="accent4"/>
         <w:left w:val="single" w:sz="8" w:space="0" w:color="8064A2" w:themeColor="accent4"/>
         <w:bottom w:val="single" w:sz="8" w:space="0" w:color="8064A2" w:themeColor="accent4"/>
         <w:right w:val="single" w:sz="8" w:space="0" w:color="8064A2" w:themeColor="accent4"/>
       </w:tblBorders>
-      <w:tblCellMar>
-        <w:top w:w="0" w:type="dxa"/>
-        <w:left w:w="108" w:type="dxa"/>
-        <w:bottom w:w="0" w:type="dxa"/>
-        <w:right w:w="108" w:type="dxa"/>
-      </w:tblCellMar>
     </w:tblPr>
     <w:tblStylePr w:type="firstRow">
       <w:rPr>
@@ -8305,19 +8297,12 @@
     <w:tblPr>
       <w:tblStyleRowBandSize w:val="1"/>
       <w:tblStyleColBandSize w:val="1"/>
-      <w:tblInd w:w="0" w:type="dxa"/>
       <w:tblBorders>
         <w:top w:val="single" w:sz="8" w:space="0" w:color="4BACC6" w:themeColor="accent5"/>
         <w:left w:val="single" w:sz="8" w:space="0" w:color="4BACC6" w:themeColor="accent5"/>
         <w:bottom w:val="single" w:sz="8" w:space="0" w:color="4BACC6" w:themeColor="accent5"/>
         <w:right w:val="single" w:sz="8" w:space="0" w:color="4BACC6" w:themeColor="accent5"/>
       </w:tblBorders>
-      <w:tblCellMar>
-        <w:top w:w="0" w:type="dxa"/>
-        <w:left w:w="108" w:type="dxa"/>
-        <w:bottom w:w="0" w:type="dxa"/>
-        <w:right w:w="108" w:type="dxa"/>
-      </w:tblCellMar>
     </w:tblPr>
     <w:tblStylePr w:type="firstRow">
       <w:rPr>
@@ -8433,19 +8418,12 @@
     <w:tblPr>
       <w:tblStyleRowBandSize w:val="1"/>
       <w:tblStyleColBandSize w:val="1"/>
-      <w:tblInd w:w="0" w:type="dxa"/>
       <w:tblBorders>
         <w:top w:val="single" w:sz="8" w:space="0" w:color="F79646" w:themeColor="accent6"/>
         <w:left w:val="single" w:sz="8" w:space="0" w:color="F79646" w:themeColor="accent6"/>
         <w:bottom w:val="single" w:sz="8" w:space="0" w:color="F79646" w:themeColor="accent6"/>
         <w:right w:val="single" w:sz="8" w:space="0" w:color="F79646" w:themeColor="accent6"/>
       </w:tblBorders>
-      <w:tblCellMar>
-        <w:top w:w="0" w:type="dxa"/>
-        <w:left w:w="108" w:type="dxa"/>
-        <w:bottom w:w="0" w:type="dxa"/>
-        <w:right w:w="108" w:type="dxa"/>
-      </w:tblCellMar>
     </w:tblPr>
     <w:tblStylePr w:type="firstRow">
       <w:rPr>
@@ -8557,7 +8535,6 @@
     <w:tblPr>
       <w:tblStyleRowBandSize w:val="1"/>
       <w:tblStyleColBandSize w:val="1"/>
-      <w:tblInd w:w="0" w:type="dxa"/>
       <w:tblBorders>
         <w:top w:val="single" w:sz="8" w:space="0" w:color="404040" w:themeColor="text1" w:themeTint="BF"/>
         <w:left w:val="single" w:sz="8" w:space="0" w:color="404040" w:themeColor="text1" w:themeTint="BF"/>
@@ -8566,12 +8543,6 @@
         <w:insideH w:val="single" w:sz="8" w:space="0" w:color="404040" w:themeColor="text1" w:themeTint="BF"/>
         <w:insideV w:val="single" w:sz="8" w:space="0" w:color="404040" w:themeColor="text1" w:themeTint="BF"/>
       </w:tblBorders>
-      <w:tblCellMar>
-        <w:top w:w="0" w:type="dxa"/>
-        <w:left w:w="108" w:type="dxa"/>
-        <w:bottom w:w="0" w:type="dxa"/>
-        <w:right w:w="108" w:type="dxa"/>
-      </w:tblCellMar>
     </w:tblPr>
     <w:tcPr>
       <w:shd w:val="clear" w:color="auto" w:fill="C0C0C0" w:themeFill="text1" w:themeFillTint="3F"/>
@@ -8630,7 +8601,6 @@
     <w:tblPr>
       <w:tblStyleRowBandSize w:val="1"/>
       <w:tblStyleColBandSize w:val="1"/>
-      <w:tblInd w:w="0" w:type="dxa"/>
       <w:tblBorders>
         <w:top w:val="single" w:sz="8" w:space="0" w:color="7BA0CD" w:themeColor="accent1" w:themeTint="BF"/>
         <w:left w:val="single" w:sz="8" w:space="0" w:color="7BA0CD" w:themeColor="accent1" w:themeTint="BF"/>
@@ -8639,12 +8609,6 @@
         <w:insideH w:val="single" w:sz="8" w:space="0" w:color="7BA0CD" w:themeColor="accent1" w:themeTint="BF"/>
         <w:insideV w:val="single" w:sz="8" w:space="0" w:color="7BA0CD" w:themeColor="accent1" w:themeTint="BF"/>
       </w:tblBorders>
-      <w:tblCellMar>
-        <w:top w:w="0" w:type="dxa"/>
-        <w:left w:w="108" w:type="dxa"/>
-        <w:bottom w:w="0" w:type="dxa"/>
-        <w:right w:w="108" w:type="dxa"/>
-      </w:tblCellMar>
     </w:tblPr>
     <w:tcPr>
       <w:shd w:val="clear" w:color="auto" w:fill="D3DFEE" w:themeFill="accent1" w:themeFillTint="3F"/>
@@ -8703,7 +8667,6 @@
     <w:tblPr>
       <w:tblStyleRowBandSize w:val="1"/>
       <w:tblStyleColBandSize w:val="1"/>
-      <w:tblInd w:w="0" w:type="dxa"/>
       <w:tblBorders>
         <w:top w:val="single" w:sz="8" w:space="0" w:color="CF7B79" w:themeColor="accent2" w:themeTint="BF"/>
         <w:left w:val="single" w:sz="8" w:space="0" w:color="CF7B79" w:themeColor="accent2" w:themeTint="BF"/>
@@ -8712,12 +8675,6 @@
         <w:insideH w:val="single" w:sz="8" w:space="0" w:color="CF7B79" w:themeColor="accent2" w:themeTint="BF"/>
         <w:insideV w:val="single" w:sz="8" w:space="0" w:color="CF7B79" w:themeColor="accent2" w:themeTint="BF"/>
       </w:tblBorders>
-      <w:tblCellMar>
-        <w:top w:w="0" w:type="dxa"/>
-        <w:left w:w="108" w:type="dxa"/>
-        <w:bottom w:w="0" w:type="dxa"/>
-        <w:right w:w="108" w:type="dxa"/>
-      </w:tblCellMar>
     </w:tblPr>
     <w:tcPr>
       <w:shd w:val="clear" w:color="auto" w:fill="EFD3D2" w:themeFill="accent2" w:themeFillTint="3F"/>
@@ -8776,7 +8733,6 @@
     <w:tblPr>
       <w:tblStyleRowBandSize w:val="1"/>
       <w:tblStyleColBandSize w:val="1"/>
-      <w:tblInd w:w="0" w:type="dxa"/>
       <w:tblBorders>
         <w:top w:val="single" w:sz="8" w:space="0" w:color="B3CC82" w:themeColor="accent3" w:themeTint="BF"/>
         <w:left w:val="single" w:sz="8" w:space="0" w:color="B3CC82" w:themeColor="accent3" w:themeTint="BF"/>
@@ -8785,12 +8741,6 @@
         <w:insideH w:val="single" w:sz="8" w:space="0" w:color="B3CC82" w:themeColor="accent3" w:themeTint="BF"/>
         <w:insideV w:val="single" w:sz="8" w:space="0" w:color="B3CC82" w:themeColor="accent3" w:themeTint="BF"/>
       </w:tblBorders>
-      <w:tblCellMar>
-        <w:top w:w="0" w:type="dxa"/>
-        <w:left w:w="108" w:type="dxa"/>
-        <w:bottom w:w="0" w:type="dxa"/>
-        <w:right w:w="108" w:type="dxa"/>
-      </w:tblCellMar>
     </w:tblPr>
     <w:tcPr>
       <w:shd w:val="clear" w:color="auto" w:fill="E6EED5" w:themeFill="accent3" w:themeFillTint="3F"/>
@@ -8849,7 +8799,6 @@
     <w:tblPr>
       <w:tblStyleRowBandSize w:val="1"/>
       <w:tblStyleColBandSize w:val="1"/>
-      <w:tblInd w:w="0" w:type="dxa"/>
       <w:tblBorders>
         <w:top w:val="single" w:sz="8" w:space="0" w:color="9F8AB9" w:themeColor="accent4" w:themeTint="BF"/>
         <w:left w:val="single" w:sz="8" w:space="0" w:color="9F8AB9" w:themeColor="accent4" w:themeTint="BF"/>
@@ -8858,12 +8807,6 @@
         <w:insideH w:val="single" w:sz="8" w:space="0" w:color="9F8AB9" w:themeColor="accent4" w:themeTint="BF"/>
         <w:insideV w:val="single" w:sz="8" w:space="0" w:color="9F8AB9" w:themeColor="accent4" w:themeTint="BF"/>
       </w:tblBorders>
-      <w:tblCellMar>
-        <w:top w:w="0" w:type="dxa"/>
-        <w:left w:w="108" w:type="dxa"/>
-        <w:bottom w:w="0" w:type="dxa"/>
-        <w:right w:w="108" w:type="dxa"/>
-      </w:tblCellMar>
     </w:tblPr>
     <w:tcPr>
       <w:shd w:val="clear" w:color="auto" w:fill="DFD8E8" w:themeFill="accent4" w:themeFillTint="3F"/>
@@ -8922,7 +8865,6 @@
     <w:tblPr>
       <w:tblStyleRowBandSize w:val="1"/>
       <w:tblStyleColBandSize w:val="1"/>
-      <w:tblInd w:w="0" w:type="dxa"/>
       <w:tblBorders>
         <w:top w:val="single" w:sz="8" w:space="0" w:color="78C0D4" w:themeColor="accent5" w:themeTint="BF"/>
         <w:left w:val="single" w:sz="8" w:space="0" w:color="78C0D4" w:themeColor="accent5" w:themeTint="BF"/>
@@ -8931,12 +8873,6 @@
         <w:insideH w:val="single" w:sz="8" w:space="0" w:color="78C0D4" w:themeColor="accent5" w:themeTint="BF"/>
         <w:insideV w:val="single" w:sz="8" w:space="0" w:color="78C0D4" w:themeColor="accent5" w:themeTint="BF"/>
       </w:tblBorders>
-      <w:tblCellMar>
-        <w:top w:w="0" w:type="dxa"/>
-        <w:left w:w="108" w:type="dxa"/>
-        <w:bottom w:w="0" w:type="dxa"/>
-        <w:right w:w="108" w:type="dxa"/>
-      </w:tblCellMar>
     </w:tblPr>
     <w:tcPr>
       <w:shd w:val="clear" w:color="auto" w:fill="D2EAF1" w:themeFill="accent5" w:themeFillTint="3F"/>
@@ -8995,7 +8931,6 @@
     <w:tblPr>
       <w:tblStyleRowBandSize w:val="1"/>
       <w:tblStyleColBandSize w:val="1"/>
-      <w:tblInd w:w="0" w:type="dxa"/>
       <w:tblBorders>
         <w:top w:val="single" w:sz="8" w:space="0" w:color="F9B074" w:themeColor="accent6" w:themeTint="BF"/>
         <w:left w:val="single" w:sz="8" w:space="0" w:color="F9B074" w:themeColor="accent6" w:themeTint="BF"/>
@@ -9004,12 +8939,6 @@
         <w:insideH w:val="single" w:sz="8" w:space="0" w:color="F9B074" w:themeColor="accent6" w:themeTint="BF"/>
         <w:insideV w:val="single" w:sz="8" w:space="0" w:color="F9B074" w:themeColor="accent6" w:themeTint="BF"/>
       </w:tblBorders>
-      <w:tblCellMar>
-        <w:top w:w="0" w:type="dxa"/>
-        <w:left w:w="108" w:type="dxa"/>
-        <w:bottom w:w="0" w:type="dxa"/>
-        <w:right w:w="108" w:type="dxa"/>
-      </w:tblCellMar>
     </w:tblPr>
     <w:tcPr>
       <w:shd w:val="clear" w:color="auto" w:fill="FDE4D0" w:themeFill="accent6" w:themeFillTint="3F"/>
@@ -9072,7 +9001,6 @@
     <w:tblPr>
       <w:tblStyleRowBandSize w:val="1"/>
       <w:tblStyleColBandSize w:val="1"/>
-      <w:tblInd w:w="0" w:type="dxa"/>
       <w:tblBorders>
         <w:top w:val="single" w:sz="8" w:space="0" w:color="000000" w:themeColor="text1"/>
         <w:left w:val="single" w:sz="8" w:space="0" w:color="000000" w:themeColor="text1"/>
@@ -9081,12 +9009,6 @@
         <w:insideH w:val="single" w:sz="8" w:space="0" w:color="000000" w:themeColor="text1"/>
         <w:insideV w:val="single" w:sz="8" w:space="0" w:color="000000" w:themeColor="text1"/>
       </w:tblBorders>
-      <w:tblCellMar>
-        <w:top w:w="0" w:type="dxa"/>
-        <w:left w:w="108" w:type="dxa"/>
-        <w:bottom w:w="0" w:type="dxa"/>
-        <w:right w:w="108" w:type="dxa"/>
-      </w:tblCellMar>
     </w:tblPr>
     <w:tcPr>
       <w:shd w:val="clear" w:color="auto" w:fill="C0C0C0" w:themeFill="text1" w:themeFillTint="3F"/>
@@ -9197,7 +9119,6 @@
     <w:tblPr>
       <w:tblStyleRowBandSize w:val="1"/>
       <w:tblStyleColBandSize w:val="1"/>
-      <w:tblInd w:w="0" w:type="dxa"/>
       <w:tblBorders>
         <w:top w:val="single" w:sz="8" w:space="0" w:color="4F81BD" w:themeColor="accent1"/>
         <w:left w:val="single" w:sz="8" w:space="0" w:color="4F81BD" w:themeColor="accent1"/>
@@ -9206,12 +9127,6 @@
         <w:insideH w:val="single" w:sz="8" w:space="0" w:color="4F81BD" w:themeColor="accent1"/>
         <w:insideV w:val="single" w:sz="8" w:space="0" w:color="4F81BD" w:themeColor="accent1"/>
       </w:tblBorders>
-      <w:tblCellMar>
-        <w:top w:w="0" w:type="dxa"/>
-        <w:left w:w="108" w:type="dxa"/>
-        <w:bottom w:w="0" w:type="dxa"/>
-        <w:right w:w="108" w:type="dxa"/>
-      </w:tblCellMar>
     </w:tblPr>
     <w:tcPr>
       <w:shd w:val="clear" w:color="auto" w:fill="D3DFEE" w:themeFill="accent1" w:themeFillTint="3F"/>
@@ -9322,7 +9237,6 @@
     <w:tblPr>
       <w:tblStyleRowBandSize w:val="1"/>
       <w:tblStyleColBandSize w:val="1"/>
-      <w:tblInd w:w="0" w:type="dxa"/>
       <w:tblBorders>
         <w:top w:val="single" w:sz="8" w:space="0" w:color="C0504D" w:themeColor="accent2"/>
         <w:left w:val="single" w:sz="8" w:space="0" w:color="C0504D" w:themeColor="accent2"/>
@@ -9331,12 +9245,6 @@
         <w:insideH w:val="single" w:sz="8" w:space="0" w:color="C0504D" w:themeColor="accent2"/>
         <w:insideV w:val="single" w:sz="8" w:space="0" w:color="C0504D" w:themeColor="accent2"/>
       </w:tblBorders>
-      <w:tblCellMar>
-        <w:top w:w="0" w:type="dxa"/>
-        <w:left w:w="108" w:type="dxa"/>
-        <w:bottom w:w="0" w:type="dxa"/>
-        <w:right w:w="108" w:type="dxa"/>
-      </w:tblCellMar>
     </w:tblPr>
     <w:tcPr>
       <w:shd w:val="clear" w:color="auto" w:fill="EFD3D2" w:themeFill="accent2" w:themeFillTint="3F"/>
@@ -9447,7 +9355,6 @@
     <w:tblPr>
       <w:tblStyleRowBandSize w:val="1"/>
       <w:tblStyleColBandSize w:val="1"/>
-      <w:tblInd w:w="0" w:type="dxa"/>
       <w:tblBorders>
         <w:top w:val="single" w:sz="8" w:space="0" w:color="9BBB59" w:themeColor="accent3"/>
         <w:left w:val="single" w:sz="8" w:space="0" w:color="9BBB59" w:themeColor="accent3"/>
@@ -9456,12 +9363,6 @@
         <w:insideH w:val="single" w:sz="8" w:space="0" w:color="9BBB59" w:themeColor="accent3"/>
         <w:insideV w:val="single" w:sz="8" w:space="0" w:color="9BBB59" w:themeColor="accent3"/>
       </w:tblBorders>
-      <w:tblCellMar>
-        <w:top w:w="0" w:type="dxa"/>
-        <w:left w:w="108" w:type="dxa"/>
-        <w:bottom w:w="0" w:type="dxa"/>
-        <w:right w:w="108" w:type="dxa"/>
-      </w:tblCellMar>
     </w:tblPr>
     <w:tcPr>
       <w:shd w:val="clear" w:color="auto" w:fill="E6EED5" w:themeFill="accent3" w:themeFillTint="3F"/>
@@ -9572,7 +9473,6 @@
     <w:tblPr>
       <w:tblStyleRowBandSize w:val="1"/>
       <w:tblStyleColBandSize w:val="1"/>
-      <w:tblInd w:w="0" w:type="dxa"/>
       <w:tblBorders>
         <w:top w:val="single" w:sz="8" w:space="0" w:color="8064A2" w:themeColor="accent4"/>
         <w:left w:val="single" w:sz="8" w:space="0" w:color="8064A2" w:themeColor="accent4"/>
@@ -9581,12 +9481,6 @@
         <w:insideH w:val="single" w:sz="8" w:space="0" w:color="8064A2" w:themeColor="accent4"/>
         <w:insideV w:val="single" w:sz="8" w:space="0" w:color="8064A2" w:themeColor="accent4"/>
       </w:tblBorders>
-      <w:tblCellMar>
-        <w:top w:w="0" w:type="dxa"/>
-        <w:left w:w="108" w:type="dxa"/>
-        <w:bottom w:w="0" w:type="dxa"/>
-        <w:right w:w="108" w:type="dxa"/>
-      </w:tblCellMar>
     </w:tblPr>
     <w:tcPr>
       <w:shd w:val="clear" w:color="auto" w:fill="DFD8E8" w:themeFill="accent4" w:themeFillTint="3F"/>
@@ -9697,7 +9591,6 @@
     <w:tblPr>
       <w:tblStyleRowBandSize w:val="1"/>
       <w:tblStyleColBandSize w:val="1"/>
-      <w:tblInd w:w="0" w:type="dxa"/>
       <w:tblBorders>
         <w:top w:val="single" w:sz="8" w:space="0" w:color="4BACC6" w:themeColor="accent5"/>
         <w:left w:val="single" w:sz="8" w:space="0" w:color="4BACC6" w:themeColor="accent5"/>
@@ -9706,12 +9599,6 @@
         <w:insideH w:val="single" w:sz="8" w:space="0" w:color="4BACC6" w:themeColor="accent5"/>
         <w:insideV w:val="single" w:sz="8" w:space="0" w:color="4BACC6" w:themeColor="accent5"/>
       </w:tblBorders>
-      <w:tblCellMar>
-        <w:top w:w="0" w:type="dxa"/>
-        <w:left w:w="108" w:type="dxa"/>
-        <w:bottom w:w="0" w:type="dxa"/>
-        <w:right w:w="108" w:type="dxa"/>
-      </w:tblCellMar>
     </w:tblPr>
     <w:tcPr>
       <w:shd w:val="clear" w:color="auto" w:fill="D2EAF1" w:themeFill="accent5" w:themeFillTint="3F"/>
@@ -9822,7 +9709,6 @@
     <w:tblPr>
       <w:tblStyleRowBandSize w:val="1"/>
       <w:tblStyleColBandSize w:val="1"/>
-      <w:tblInd w:w="0" w:type="dxa"/>
       <w:tblBorders>
         <w:top w:val="single" w:sz="8" w:space="0" w:color="F79646" w:themeColor="accent6"/>
         <w:left w:val="single" w:sz="8" w:space="0" w:color="F79646" w:themeColor="accent6"/>
@@ -9831,12 +9717,6 @@
         <w:insideH w:val="single" w:sz="8" w:space="0" w:color="F79646" w:themeColor="accent6"/>
         <w:insideV w:val="single" w:sz="8" w:space="0" w:color="F79646" w:themeColor="accent6"/>
       </w:tblBorders>
-      <w:tblCellMar>
-        <w:top w:w="0" w:type="dxa"/>
-        <w:left w:w="108" w:type="dxa"/>
-        <w:bottom w:w="0" w:type="dxa"/>
-        <w:right w:w="108" w:type="dxa"/>
-      </w:tblCellMar>
     </w:tblPr>
     <w:tcPr>
       <w:shd w:val="clear" w:color="auto" w:fill="FDE4D0" w:themeFill="accent6" w:themeFillTint="3F"/>
@@ -9943,7 +9823,6 @@
     <w:tblPr>
       <w:tblStyleRowBandSize w:val="1"/>
       <w:tblStyleColBandSize w:val="1"/>
-      <w:tblInd w:w="0" w:type="dxa"/>
       <w:tblBorders>
         <w:top w:val="single" w:sz="8" w:space="0" w:color="FFFFFF" w:themeColor="background1"/>
         <w:left w:val="single" w:sz="8" w:space="0" w:color="FFFFFF" w:themeColor="background1"/>
@@ -9952,12 +9831,6 @@
         <w:insideH w:val="single" w:sz="6" w:space="0" w:color="FFFFFF" w:themeColor="background1"/>
         <w:insideV w:val="single" w:sz="6" w:space="0" w:color="FFFFFF" w:themeColor="background1"/>
       </w:tblBorders>
-      <w:tblCellMar>
-        <w:top w:w="0" w:type="dxa"/>
-        <w:left w:w="108" w:type="dxa"/>
-        <w:bottom w:w="0" w:type="dxa"/>
-        <w:right w:w="108" w:type="dxa"/>
-      </w:tblCellMar>
     </w:tblPr>
     <w:tcPr>
       <w:shd w:val="clear" w:color="auto" w:fill="C0C0C0" w:themeFill="text1" w:themeFillTint="3F"/>
@@ -10084,7 +9957,6 @@
     <w:tblPr>
       <w:tblStyleRowBandSize w:val="1"/>
       <w:tblStyleColBandSize w:val="1"/>
-      <w:tblInd w:w="0" w:type="dxa"/>
       <w:tblBorders>
         <w:top w:val="single" w:sz="8" w:space="0" w:color="FFFFFF" w:themeColor="background1"/>
         <w:left w:val="single" w:sz="8" w:space="0" w:color="FFFFFF" w:themeColor="background1"/>
@@ -10093,12 +9965,6 @@
         <w:insideH w:val="single" w:sz="6" w:space="0" w:color="FFFFFF" w:themeColor="background1"/>
         <w:insideV w:val="single" w:sz="6" w:space="0" w:color="FFFFFF" w:themeColor="background1"/>
       </w:tblBorders>
-      <w:tblCellMar>
-        <w:top w:w="0" w:type="dxa"/>
-        <w:left w:w="108" w:type="dxa"/>
-        <w:bottom w:w="0" w:type="dxa"/>
-        <w:right w:w="108" w:type="dxa"/>
-      </w:tblCellMar>
     </w:tblPr>
     <w:tcPr>
       <w:shd w:val="clear" w:color="auto" w:fill="D3DFEE" w:themeFill="accent1" w:themeFillTint="3F"/>
@@ -10225,7 +10091,6 @@
     <w:tblPr>
       <w:tblStyleRowBandSize w:val="1"/>
       <w:tblStyleColBandSize w:val="1"/>
-      <w:tblInd w:w="0" w:type="dxa"/>
       <w:tblBorders>
         <w:top w:val="single" w:sz="8" w:space="0" w:color="FFFFFF" w:themeColor="background1"/>
         <w:left w:val="single" w:sz="8" w:space="0" w:color="FFFFFF" w:themeColor="background1"/>
@@ -10234,12 +10099,6 @@
         <w:insideH w:val="single" w:sz="6" w:space="0" w:color="FFFFFF" w:themeColor="background1"/>
         <w:insideV w:val="single" w:sz="6" w:space="0" w:color="FFFFFF" w:themeColor="background1"/>
       </w:tblBorders>
-      <w:tblCellMar>
-        <w:top w:w="0" w:type="dxa"/>
-        <w:left w:w="108" w:type="dxa"/>
-        <w:bottom w:w="0" w:type="dxa"/>
-        <w:right w:w="108" w:type="dxa"/>
-      </w:tblCellMar>
     </w:tblPr>
     <w:tcPr>
       <w:shd w:val="clear" w:color="auto" w:fill="EFD3D2" w:themeFill="accent2" w:themeFillTint="3F"/>
@@ -10366,7 +10225,6 @@
     <w:tblPr>
       <w:tblStyleRowBandSize w:val="1"/>
       <w:tblStyleColBandSize w:val="1"/>
-      <w:tblInd w:w="0" w:type="dxa"/>
       <w:tblBorders>
         <w:top w:val="single" w:sz="8" w:space="0" w:color="FFFFFF" w:themeColor="background1"/>
         <w:left w:val="single" w:sz="8" w:space="0" w:color="FFFFFF" w:themeColor="background1"/>
@@ -10375,12 +10233,6 @@
         <w:insideH w:val="single" w:sz="6" w:space="0" w:color="FFFFFF" w:themeColor="background1"/>
         <w:insideV w:val="single" w:sz="6" w:space="0" w:color="FFFFFF" w:themeColor="background1"/>
       </w:tblBorders>
-      <w:tblCellMar>
-        <w:top w:w="0" w:type="dxa"/>
-        <w:left w:w="108" w:type="dxa"/>
-        <w:bottom w:w="0" w:type="dxa"/>
-        <w:right w:w="108" w:type="dxa"/>
-      </w:tblCellMar>
     </w:tblPr>
     <w:tcPr>
       <w:shd w:val="clear" w:color="auto" w:fill="E6EED5" w:themeFill="accent3" w:themeFillTint="3F"/>
@@ -10507,7 +10359,6 @@
     <w:tblPr>
       <w:tblStyleRowBandSize w:val="1"/>
       <w:tblStyleColBandSize w:val="1"/>
-      <w:tblInd w:w="0" w:type="dxa"/>
       <w:tblBorders>
         <w:top w:val="single" w:sz="8" w:space="0" w:color="FFFFFF" w:themeColor="background1"/>
         <w:left w:val="single" w:sz="8" w:space="0" w:color="FFFFFF" w:themeColor="background1"/>
@@ -10516,12 +10367,6 @@
         <w:insideH w:val="single" w:sz="6" w:space="0" w:color="FFFFFF" w:themeColor="background1"/>
         <w:insideV w:val="single" w:sz="6" w:space="0" w:color="FFFFFF" w:themeColor="background1"/>
       </w:tblBorders>
-      <w:tblCellMar>
-        <w:top w:w="0" w:type="dxa"/>
-        <w:left w:w="108" w:type="dxa"/>
-        <w:bottom w:w="0" w:type="dxa"/>
-        <w:right w:w="108" w:type="dxa"/>
-      </w:tblCellMar>
     </w:tblPr>
     <w:tcPr>
       <w:shd w:val="clear" w:color="auto" w:fill="DFD8E8" w:themeFill="accent4" w:themeFillTint="3F"/>
@@ -10648,7 +10493,6 @@
     <w:tblPr>
       <w:tblStyleRowBandSize w:val="1"/>
       <w:tblStyleColBandSize w:val="1"/>
-      <w:tblInd w:w="0" w:type="dxa"/>
       <w:tblBorders>
         <w:top w:val="single" w:sz="8" w:space="0" w:color="FFFFFF" w:themeColor="background1"/>
         <w:left w:val="single" w:sz="8" w:space="0" w:color="FFFFFF" w:themeColor="background1"/>
@@ -10657,12 +10501,6 @@
         <w:insideH w:val="single" w:sz="6" w:space="0" w:color="FFFFFF" w:themeColor="background1"/>
         <w:insideV w:val="single" w:sz="6" w:space="0" w:color="FFFFFF" w:themeColor="background1"/>
       </w:tblBorders>
-      <w:tblCellMar>
-        <w:top w:w="0" w:type="dxa"/>
-        <w:left w:w="108" w:type="dxa"/>
-        <w:bottom w:w="0" w:type="dxa"/>
-        <w:right w:w="108" w:type="dxa"/>
-      </w:tblCellMar>
     </w:tblPr>
     <w:tcPr>
       <w:shd w:val="clear" w:color="auto" w:fill="D2EAF1" w:themeFill="accent5" w:themeFillTint="3F"/>
@@ -10789,7 +10627,6 @@
     <w:tblPr>
       <w:tblStyleRowBandSize w:val="1"/>
       <w:tblStyleColBandSize w:val="1"/>
-      <w:tblInd w:w="0" w:type="dxa"/>
       <w:tblBorders>
         <w:top w:val="single" w:sz="8" w:space="0" w:color="FFFFFF" w:themeColor="background1"/>
         <w:left w:val="single" w:sz="8" w:space="0" w:color="FFFFFF" w:themeColor="background1"/>
@@ -10798,12 +10635,6 @@
         <w:insideH w:val="single" w:sz="6" w:space="0" w:color="FFFFFF" w:themeColor="background1"/>
         <w:insideV w:val="single" w:sz="6" w:space="0" w:color="FFFFFF" w:themeColor="background1"/>
       </w:tblBorders>
-      <w:tblCellMar>
-        <w:top w:w="0" w:type="dxa"/>
-        <w:left w:w="108" w:type="dxa"/>
-        <w:bottom w:w="0" w:type="dxa"/>
-        <w:right w:w="108" w:type="dxa"/>
-      </w:tblCellMar>
     </w:tblPr>
     <w:tcPr>
       <w:shd w:val="clear" w:color="auto" w:fill="FDE4D0" w:themeFill="accent6" w:themeFillTint="3F"/>
@@ -10933,13 +10764,6 @@
     <w:tblPr>
       <w:tblStyleRowBandSize w:val="1"/>
       <w:tblStyleColBandSize w:val="1"/>
-      <w:tblInd w:w="0" w:type="dxa"/>
-      <w:tblCellMar>
-        <w:top w:w="0" w:type="dxa"/>
-        <w:left w:w="108" w:type="dxa"/>
-        <w:bottom w:w="0" w:type="dxa"/>
-        <w:right w:w="108" w:type="dxa"/>
-      </w:tblCellMar>
     </w:tblPr>
     <w:tcPr>
       <w:shd w:val="clear" w:color="auto" w:fill="000000" w:themeFill="text1"/>
@@ -11047,13 +10871,6 @@
     <w:tblPr>
       <w:tblStyleRowBandSize w:val="1"/>
       <w:tblStyleColBandSize w:val="1"/>
-      <w:tblInd w:w="0" w:type="dxa"/>
-      <w:tblCellMar>
-        <w:top w:w="0" w:type="dxa"/>
-        <w:left w:w="108" w:type="dxa"/>
-        <w:bottom w:w="0" w:type="dxa"/>
-        <w:right w:w="108" w:type="dxa"/>
-      </w:tblCellMar>
     </w:tblPr>
     <w:tcPr>
       <w:shd w:val="clear" w:color="auto" w:fill="4F81BD" w:themeFill="accent1"/>
@@ -11161,13 +10978,6 @@
     <w:tblPr>
       <w:tblStyleRowBandSize w:val="1"/>
       <w:tblStyleColBandSize w:val="1"/>
-      <w:tblInd w:w="0" w:type="dxa"/>
-      <w:tblCellMar>
-        <w:top w:w="0" w:type="dxa"/>
-        <w:left w:w="108" w:type="dxa"/>
-        <w:bottom w:w="0" w:type="dxa"/>
-        <w:right w:w="108" w:type="dxa"/>
-      </w:tblCellMar>
     </w:tblPr>
     <w:tcPr>
       <w:shd w:val="clear" w:color="auto" w:fill="C0504D" w:themeFill="accent2"/>
@@ -11275,13 +11085,6 @@
     <w:tblPr>
       <w:tblStyleRowBandSize w:val="1"/>
       <w:tblStyleColBandSize w:val="1"/>
-      <w:tblInd w:w="0" w:type="dxa"/>
-      <w:tblCellMar>
-        <w:top w:w="0" w:type="dxa"/>
-        <w:left w:w="108" w:type="dxa"/>
-        <w:bottom w:w="0" w:type="dxa"/>
-        <w:right w:w="108" w:type="dxa"/>
-      </w:tblCellMar>
     </w:tblPr>
     <w:tcPr>
       <w:shd w:val="clear" w:color="auto" w:fill="9BBB59" w:themeFill="accent3"/>
@@ -11389,13 +11192,6 @@
     <w:tblPr>
       <w:tblStyleRowBandSize w:val="1"/>
       <w:tblStyleColBandSize w:val="1"/>
-      <w:tblInd w:w="0" w:type="dxa"/>
-      <w:tblCellMar>
-        <w:top w:w="0" w:type="dxa"/>
-        <w:left w:w="108" w:type="dxa"/>
-        <w:bottom w:w="0" w:type="dxa"/>
-        <w:right w:w="108" w:type="dxa"/>
-      </w:tblCellMar>
     </w:tblPr>
     <w:tcPr>
       <w:shd w:val="clear" w:color="auto" w:fill="8064A2" w:themeFill="accent4"/>
@@ -11503,13 +11299,6 @@
     <w:tblPr>
       <w:tblStyleRowBandSize w:val="1"/>
       <w:tblStyleColBandSize w:val="1"/>
-      <w:tblInd w:w="0" w:type="dxa"/>
-      <w:tblCellMar>
-        <w:top w:w="0" w:type="dxa"/>
-        <w:left w:w="108" w:type="dxa"/>
-        <w:bottom w:w="0" w:type="dxa"/>
-        <w:right w:w="108" w:type="dxa"/>
-      </w:tblCellMar>
     </w:tblPr>
     <w:tcPr>
       <w:shd w:val="clear" w:color="auto" w:fill="4BACC6" w:themeFill="accent5"/>
@@ -11617,13 +11406,6 @@
     <w:tblPr>
       <w:tblStyleRowBandSize w:val="1"/>
       <w:tblStyleColBandSize w:val="1"/>
-      <w:tblInd w:w="0" w:type="dxa"/>
-      <w:tblCellMar>
-        <w:top w:w="0" w:type="dxa"/>
-        <w:left w:w="108" w:type="dxa"/>
-        <w:bottom w:w="0" w:type="dxa"/>
-        <w:right w:w="108" w:type="dxa"/>
-      </w:tblCellMar>
     </w:tblPr>
     <w:tcPr>
       <w:shd w:val="clear" w:color="auto" w:fill="F79646" w:themeFill="accent6"/>
@@ -11731,7 +11513,6 @@
     <w:tblPr>
       <w:tblStyleRowBandSize w:val="1"/>
       <w:tblStyleColBandSize w:val="1"/>
-      <w:tblInd w:w="0" w:type="dxa"/>
       <w:tblBorders>
         <w:top w:val="single" w:sz="24" w:space="0" w:color="C0504D" w:themeColor="accent2"/>
         <w:left w:val="single" w:sz="4" w:space="0" w:color="000000" w:themeColor="text1"/>
@@ -11740,12 +11521,6 @@
         <w:insideH w:val="single" w:sz="4" w:space="0" w:color="FFFFFF" w:themeColor="background1"/>
         <w:insideV w:val="single" w:sz="4" w:space="0" w:color="FFFFFF" w:themeColor="background1"/>
       </w:tblBorders>
-      <w:tblCellMar>
-        <w:top w:w="0" w:type="dxa"/>
-        <w:left w:w="108" w:type="dxa"/>
-        <w:bottom w:w="0" w:type="dxa"/>
-        <w:right w:w="108" w:type="dxa"/>
-      </w:tblCellMar>
     </w:tblPr>
     <w:tcPr>
       <w:shd w:val="clear" w:color="auto" w:fill="E6E6E6" w:themeFill="text1" w:themeFillTint="19"/>
@@ -11853,7 +11628,6 @@
     <w:tblPr>
       <w:tblStyleRowBandSize w:val="1"/>
       <w:tblStyleColBandSize w:val="1"/>
-      <w:tblInd w:w="0" w:type="dxa"/>
       <w:tblBorders>
         <w:top w:val="single" w:sz="24" w:space="0" w:color="C0504D" w:themeColor="accent2"/>
         <w:left w:val="single" w:sz="4" w:space="0" w:color="4F81BD" w:themeColor="accent1"/>
@@ -11862,12 +11636,6 @@
         <w:insideH w:val="single" w:sz="4" w:space="0" w:color="FFFFFF" w:themeColor="background1"/>
         <w:insideV w:val="single" w:sz="4" w:space="0" w:color="FFFFFF" w:themeColor="background1"/>
       </w:tblBorders>
-      <w:tblCellMar>
-        <w:top w:w="0" w:type="dxa"/>
-        <w:left w:w="108" w:type="dxa"/>
-        <w:bottom w:w="0" w:type="dxa"/>
-        <w:right w:w="108" w:type="dxa"/>
-      </w:tblCellMar>
     </w:tblPr>
     <w:tcPr>
       <w:shd w:val="clear" w:color="auto" w:fill="EDF2F8" w:themeFill="accent1" w:themeFillTint="19"/>
@@ -11975,7 +11743,6 @@
     <w:tblPr>
       <w:tblStyleRowBandSize w:val="1"/>
       <w:tblStyleColBandSize w:val="1"/>
-      <w:tblInd w:w="0" w:type="dxa"/>
       <w:tblBorders>
         <w:top w:val="single" w:sz="24" w:space="0" w:color="C0504D" w:themeColor="accent2"/>
         <w:left w:val="single" w:sz="4" w:space="0" w:color="C0504D" w:themeColor="accent2"/>
@@ -11984,12 +11751,6 @@
         <w:insideH w:val="single" w:sz="4" w:space="0" w:color="FFFFFF" w:themeColor="background1"/>
         <w:insideV w:val="single" w:sz="4" w:space="0" w:color="FFFFFF" w:themeColor="background1"/>
       </w:tblBorders>
-      <w:tblCellMar>
-        <w:top w:w="0" w:type="dxa"/>
-        <w:left w:w="108" w:type="dxa"/>
-        <w:bottom w:w="0" w:type="dxa"/>
-        <w:right w:w="108" w:type="dxa"/>
-      </w:tblCellMar>
     </w:tblPr>
     <w:tcPr>
       <w:shd w:val="clear" w:color="auto" w:fill="F8EDED" w:themeFill="accent2" w:themeFillTint="19"/>
@@ -12097,7 +11858,6 @@
     <w:tblPr>
       <w:tblStyleRowBandSize w:val="1"/>
       <w:tblStyleColBandSize w:val="1"/>
-      <w:tblInd w:w="0" w:type="dxa"/>
       <w:tblBorders>
         <w:top w:val="single" w:sz="24" w:space="0" w:color="8064A2" w:themeColor="accent4"/>
         <w:left w:val="single" w:sz="4" w:space="0" w:color="9BBB59" w:themeColor="accent3"/>
@@ -12106,12 +11866,6 @@
         <w:insideH w:val="single" w:sz="4" w:space="0" w:color="FFFFFF" w:themeColor="background1"/>
         <w:insideV w:val="single" w:sz="4" w:space="0" w:color="FFFFFF" w:themeColor="background1"/>
       </w:tblBorders>
-      <w:tblCellMar>
-        <w:top w:w="0" w:type="dxa"/>
-        <w:left w:w="108" w:type="dxa"/>
-        <w:bottom w:w="0" w:type="dxa"/>
-        <w:right w:w="108" w:type="dxa"/>
-      </w:tblCellMar>
     </w:tblPr>
     <w:tcPr>
       <w:shd w:val="clear" w:color="auto" w:fill="F5F8EE" w:themeFill="accent3" w:themeFillTint="19"/>
@@ -12209,7 +11963,6 @@
     <w:tblPr>
       <w:tblStyleRowBandSize w:val="1"/>
       <w:tblStyleColBandSize w:val="1"/>
-      <w:tblInd w:w="0" w:type="dxa"/>
       <w:tblBorders>
         <w:top w:val="single" w:sz="24" w:space="0" w:color="9BBB59" w:themeColor="accent3"/>
         <w:left w:val="single" w:sz="4" w:space="0" w:color="8064A2" w:themeColor="accent4"/>
@@ -12218,12 +11971,6 @@
         <w:insideH w:val="single" w:sz="4" w:space="0" w:color="FFFFFF" w:themeColor="background1"/>
         <w:insideV w:val="single" w:sz="4" w:space="0" w:color="FFFFFF" w:themeColor="background1"/>
       </w:tblBorders>
-      <w:tblCellMar>
-        <w:top w:w="0" w:type="dxa"/>
-        <w:left w:w="108" w:type="dxa"/>
-        <w:bottom w:w="0" w:type="dxa"/>
-        <w:right w:w="108" w:type="dxa"/>
-      </w:tblCellMar>
     </w:tblPr>
     <w:tcPr>
       <w:shd w:val="clear" w:color="auto" w:fill="F2EFF6" w:themeFill="accent4" w:themeFillTint="19"/>
@@ -12331,7 +12078,6 @@
     <w:tblPr>
       <w:tblStyleRowBandSize w:val="1"/>
       <w:tblStyleColBandSize w:val="1"/>
-      <w:tblInd w:w="0" w:type="dxa"/>
       <w:tblBorders>
         <w:top w:val="single" w:sz="24" w:space="0" w:color="F79646" w:themeColor="accent6"/>
         <w:left w:val="single" w:sz="4" w:space="0" w:color="4BACC6" w:themeColor="accent5"/>
@@ -12340,12 +12086,6 @@
         <w:insideH w:val="single" w:sz="4" w:space="0" w:color="FFFFFF" w:themeColor="background1"/>
         <w:insideV w:val="single" w:sz="4" w:space="0" w:color="FFFFFF" w:themeColor="background1"/>
       </w:tblBorders>
-      <w:tblCellMar>
-        <w:top w:w="0" w:type="dxa"/>
-        <w:left w:w="108" w:type="dxa"/>
-        <w:bottom w:w="0" w:type="dxa"/>
-        <w:right w:w="108" w:type="dxa"/>
-      </w:tblCellMar>
     </w:tblPr>
     <w:tcPr>
       <w:shd w:val="clear" w:color="auto" w:fill="EDF6F9" w:themeFill="accent5" w:themeFillTint="19"/>
@@ -12453,7 +12193,6 @@
     <w:tblPr>
       <w:tblStyleRowBandSize w:val="1"/>
       <w:tblStyleColBandSize w:val="1"/>
-      <w:tblInd w:w="0" w:type="dxa"/>
       <w:tblBorders>
         <w:top w:val="single" w:sz="24" w:space="0" w:color="4BACC6" w:themeColor="accent5"/>
         <w:left w:val="single" w:sz="4" w:space="0" w:color="F79646" w:themeColor="accent6"/>
@@ -12462,12 +12201,6 @@
         <w:insideH w:val="single" w:sz="4" w:space="0" w:color="FFFFFF" w:themeColor="background1"/>
         <w:insideV w:val="single" w:sz="4" w:space="0" w:color="FFFFFF" w:themeColor="background1"/>
       </w:tblBorders>
-      <w:tblCellMar>
-        <w:top w:w="0" w:type="dxa"/>
-        <w:left w:w="108" w:type="dxa"/>
-        <w:bottom w:w="0" w:type="dxa"/>
-        <w:right w:w="108" w:type="dxa"/>
-      </w:tblCellMar>
     </w:tblPr>
     <w:tcPr>
       <w:shd w:val="clear" w:color="auto" w:fill="FEF4EC" w:themeFill="accent6" w:themeFillTint="19"/>
@@ -12575,13 +12308,6 @@
     <w:tblPr>
       <w:tblStyleRowBandSize w:val="1"/>
       <w:tblStyleColBandSize w:val="1"/>
-      <w:tblInd w:w="0" w:type="dxa"/>
-      <w:tblCellMar>
-        <w:top w:w="0" w:type="dxa"/>
-        <w:left w:w="108" w:type="dxa"/>
-        <w:bottom w:w="0" w:type="dxa"/>
-        <w:right w:w="108" w:type="dxa"/>
-      </w:tblCellMar>
     </w:tblPr>
     <w:tcPr>
       <w:shd w:val="clear" w:color="auto" w:fill="E6E6E6" w:themeFill="text1" w:themeFillTint="19"/>
@@ -12661,13 +12387,6 @@
     <w:tblPr>
       <w:tblStyleRowBandSize w:val="1"/>
       <w:tblStyleColBandSize w:val="1"/>
-      <w:tblInd w:w="0" w:type="dxa"/>
-      <w:tblCellMar>
-        <w:top w:w="0" w:type="dxa"/>
-        <w:left w:w="108" w:type="dxa"/>
-        <w:bottom w:w="0" w:type="dxa"/>
-        <w:right w:w="108" w:type="dxa"/>
-      </w:tblCellMar>
     </w:tblPr>
     <w:tcPr>
       <w:shd w:val="clear" w:color="auto" w:fill="EDF2F8" w:themeFill="accent1" w:themeFillTint="19"/>
@@ -12747,13 +12466,6 @@
     <w:tblPr>
       <w:tblStyleRowBandSize w:val="1"/>
       <w:tblStyleColBandSize w:val="1"/>
-      <w:tblInd w:w="0" w:type="dxa"/>
-      <w:tblCellMar>
-        <w:top w:w="0" w:type="dxa"/>
-        <w:left w:w="108" w:type="dxa"/>
-        <w:bottom w:w="0" w:type="dxa"/>
-        <w:right w:w="108" w:type="dxa"/>
-      </w:tblCellMar>
     </w:tblPr>
     <w:tcPr>
       <w:shd w:val="clear" w:color="auto" w:fill="F8EDED" w:themeFill="accent2" w:themeFillTint="19"/>
@@ -12833,13 +12545,6 @@
     <w:tblPr>
       <w:tblStyleRowBandSize w:val="1"/>
       <w:tblStyleColBandSize w:val="1"/>
-      <w:tblInd w:w="0" w:type="dxa"/>
-      <w:tblCellMar>
-        <w:top w:w="0" w:type="dxa"/>
-        <w:left w:w="108" w:type="dxa"/>
-        <w:bottom w:w="0" w:type="dxa"/>
-        <w:right w:w="108" w:type="dxa"/>
-      </w:tblCellMar>
     </w:tblPr>
     <w:tcPr>
       <w:shd w:val="clear" w:color="auto" w:fill="F5F8EE" w:themeFill="accent3" w:themeFillTint="19"/>
@@ -12919,13 +12624,6 @@
     <w:tblPr>
       <w:tblStyleRowBandSize w:val="1"/>
       <w:tblStyleColBandSize w:val="1"/>
-      <w:tblInd w:w="0" w:type="dxa"/>
-      <w:tblCellMar>
-        <w:top w:w="0" w:type="dxa"/>
-        <w:left w:w="108" w:type="dxa"/>
-        <w:bottom w:w="0" w:type="dxa"/>
-        <w:right w:w="108" w:type="dxa"/>
-      </w:tblCellMar>
     </w:tblPr>
     <w:tcPr>
       <w:shd w:val="clear" w:color="auto" w:fill="F2EFF6" w:themeFill="accent4" w:themeFillTint="19"/>
@@ -13005,13 +12703,6 @@
     <w:tblPr>
       <w:tblStyleRowBandSize w:val="1"/>
       <w:tblStyleColBandSize w:val="1"/>
-      <w:tblInd w:w="0" w:type="dxa"/>
-      <w:tblCellMar>
-        <w:top w:w="0" w:type="dxa"/>
-        <w:left w:w="108" w:type="dxa"/>
-        <w:bottom w:w="0" w:type="dxa"/>
-        <w:right w:w="108" w:type="dxa"/>
-      </w:tblCellMar>
     </w:tblPr>
     <w:tcPr>
       <w:shd w:val="clear" w:color="auto" w:fill="EDF6F9" w:themeFill="accent5" w:themeFillTint="19"/>
@@ -13091,13 +12782,6 @@
     <w:tblPr>
       <w:tblStyleRowBandSize w:val="1"/>
       <w:tblStyleColBandSize w:val="1"/>
-      <w:tblInd w:w="0" w:type="dxa"/>
-      <w:tblCellMar>
-        <w:top w:w="0" w:type="dxa"/>
-        <w:left w:w="108" w:type="dxa"/>
-        <w:bottom w:w="0" w:type="dxa"/>
-        <w:right w:w="108" w:type="dxa"/>
-      </w:tblCellMar>
     </w:tblPr>
     <w:tcPr>
       <w:shd w:val="clear" w:color="auto" w:fill="FEF4EC" w:themeFill="accent6" w:themeFillTint="19"/>
@@ -13177,16 +12861,9 @@
     <w:tblPr>
       <w:tblStyleRowBandSize w:val="1"/>
       <w:tblStyleColBandSize w:val="1"/>
-      <w:tblInd w:w="0" w:type="dxa"/>
       <w:tblBorders>
         <w:insideH w:val="single" w:sz="4" w:space="0" w:color="FFFFFF" w:themeColor="background1"/>
       </w:tblBorders>
-      <w:tblCellMar>
-        <w:top w:w="0" w:type="dxa"/>
-        <w:left w:w="108" w:type="dxa"/>
-        <w:bottom w:w="0" w:type="dxa"/>
-        <w:right w:w="108" w:type="dxa"/>
-      </w:tblCellMar>
     </w:tblPr>
     <w:tcPr>
       <w:shd w:val="clear" w:color="auto" w:fill="CCCCCC" w:themeFill="text1" w:themeFillTint="33"/>
@@ -13257,16 +12934,9 @@
     <w:tblPr>
       <w:tblStyleRowBandSize w:val="1"/>
       <w:tblStyleColBandSize w:val="1"/>
-      <w:tblInd w:w="0" w:type="dxa"/>
       <w:tblBorders>
         <w:insideH w:val="single" w:sz="4" w:space="0" w:color="FFFFFF" w:themeColor="background1"/>
       </w:tblBorders>
-      <w:tblCellMar>
-        <w:top w:w="0" w:type="dxa"/>
-        <w:left w:w="108" w:type="dxa"/>
-        <w:bottom w:w="0" w:type="dxa"/>
-        <w:right w:w="108" w:type="dxa"/>
-      </w:tblCellMar>
     </w:tblPr>
     <w:tcPr>
       <w:shd w:val="clear" w:color="auto" w:fill="DBE5F1" w:themeFill="accent1" w:themeFillTint="33"/>
@@ -13337,16 +13007,9 @@
     <w:tblPr>
       <w:tblStyleRowBandSize w:val="1"/>
       <w:tblStyleColBandSize w:val="1"/>
-      <w:tblInd w:w="0" w:type="dxa"/>
       <w:tblBorders>
         <w:insideH w:val="single" w:sz="4" w:space="0" w:color="FFFFFF" w:themeColor="background1"/>
       </w:tblBorders>
-      <w:tblCellMar>
-        <w:top w:w="0" w:type="dxa"/>
-        <w:left w:w="108" w:type="dxa"/>
-        <w:bottom w:w="0" w:type="dxa"/>
-        <w:right w:w="108" w:type="dxa"/>
-      </w:tblCellMar>
     </w:tblPr>
     <w:tcPr>
       <w:shd w:val="clear" w:color="auto" w:fill="F2DBDB" w:themeFill="accent2" w:themeFillTint="33"/>
@@ -13417,16 +13080,9 @@
     <w:tblPr>
       <w:tblStyleRowBandSize w:val="1"/>
       <w:tblStyleColBandSize w:val="1"/>
-      <w:tblInd w:w="0" w:type="dxa"/>
       <w:tblBorders>
         <w:insideH w:val="single" w:sz="4" w:space="0" w:color="FFFFFF" w:themeColor="background1"/>
       </w:tblBorders>
-      <w:tblCellMar>
-        <w:top w:w="0" w:type="dxa"/>
-        <w:left w:w="108" w:type="dxa"/>
-        <w:bottom w:w="0" w:type="dxa"/>
-        <w:right w:w="108" w:type="dxa"/>
-      </w:tblCellMar>
     </w:tblPr>
     <w:tcPr>
       <w:shd w:val="clear" w:color="auto" w:fill="EAF1DD" w:themeFill="accent3" w:themeFillTint="33"/>
@@ -13497,16 +13153,9 @@
     <w:tblPr>
       <w:tblStyleRowBandSize w:val="1"/>
       <w:tblStyleColBandSize w:val="1"/>
-      <w:tblInd w:w="0" w:type="dxa"/>
       <w:tblBorders>
         <w:insideH w:val="single" w:sz="4" w:space="0" w:color="FFFFFF" w:themeColor="background1"/>
       </w:tblBorders>
-      <w:tblCellMar>
-        <w:top w:w="0" w:type="dxa"/>
-        <w:left w:w="108" w:type="dxa"/>
-        <w:bottom w:w="0" w:type="dxa"/>
-        <w:right w:w="108" w:type="dxa"/>
-      </w:tblCellMar>
     </w:tblPr>
     <w:tcPr>
       <w:shd w:val="clear" w:color="auto" w:fill="E5DFEC" w:themeFill="accent4" w:themeFillTint="33"/>
@@ -13577,16 +13226,9 @@
     <w:tblPr>
       <w:tblStyleRowBandSize w:val="1"/>
       <w:tblStyleColBandSize w:val="1"/>
-      <w:tblInd w:w="0" w:type="dxa"/>
       <w:tblBorders>
         <w:insideH w:val="single" w:sz="4" w:space="0" w:color="FFFFFF" w:themeColor="background1"/>
       </w:tblBorders>
-      <w:tblCellMar>
-        <w:top w:w="0" w:type="dxa"/>
-        <w:left w:w="108" w:type="dxa"/>
-        <w:bottom w:w="0" w:type="dxa"/>
-        <w:right w:w="108" w:type="dxa"/>
-      </w:tblCellMar>
     </w:tblPr>
     <w:tcPr>
       <w:shd w:val="clear" w:color="auto" w:fill="DAEEF3" w:themeFill="accent5" w:themeFillTint="33"/>
@@ -13657,16 +13299,9 @@
     <w:tblPr>
       <w:tblStyleRowBandSize w:val="1"/>
       <w:tblStyleColBandSize w:val="1"/>
-      <w:tblInd w:w="0" w:type="dxa"/>
       <w:tblBorders>
         <w:insideH w:val="single" w:sz="4" w:space="0" w:color="FFFFFF" w:themeColor="background1"/>
       </w:tblBorders>
-      <w:tblCellMar>
-        <w:top w:w="0" w:type="dxa"/>
-        <w:left w:w="108" w:type="dxa"/>
-        <w:bottom w:w="0" w:type="dxa"/>
-        <w:right w:w="108" w:type="dxa"/>
-      </w:tblCellMar>
     </w:tblPr>
     <w:tcPr>
       <w:shd w:val="clear" w:color="auto" w:fill="FDE9D9" w:themeFill="accent6" w:themeFillTint="33"/>

--- a/PowerBI_QnA_Client_Presentation.docx
+++ b/PowerBI_QnA_Client_Presentation.docx
@@ -156,8 +156,251 @@
         <w:pStyle w:val="Heading1"/>
       </w:pPr>
       <w:r>
+        <w:t xml:space="preserve">1.  Executive Summary</w:t>
+      </w:r>
+    </w:p>
+    <w:p>
+      <w:r>
+        <w:t>Power BI Q&amp;A is a natural-language feature that lets business users ask questions about their data in plain English and receive instant, interactive visual answers — with no DAX, data modelling, or report-building skills required. It turns everyday business questions into governed, self-service insight.</w:t>
+      </w:r>
+    </w:p>
+    <w:p>
+      <w:r>
+        <w:t>Key points at a glance:</w:t>
+      </w:r>
+    </w:p>
+    <w:p>
+      <w:pPr>
+        <w:pStyle w:val="ListParagraph"/>
+        <w:numPr>
+          <w:ilvl w:val="0"/>
+          <w:numId w:val="2"/>
+        </w:numPr>
+      </w:pPr>
+      <w:r>
+        <w:rPr>
+          <w:b/>
+          <w:bCs/>
+        </w:rPr>
+        <w:t xml:space="preserve">Self-service insight: </w:t>
+      </w:r>
+      <w:r>
+        <w:t xml:space="preserve">business users answer their own data questions in seconds, without waiting on the BI team.</w:t>
+      </w:r>
+    </w:p>
+    <w:p>
+      <w:pPr>
+        <w:pStyle w:val="ListParagraph"/>
+        <w:numPr>
+          <w:ilvl w:val="0"/>
+          <w:numId w:val="2"/>
+        </w:numPr>
+      </w:pPr>
+      <w:r>
+        <w:rPr>
+          <w:b/>
+          <w:bCs/>
+        </w:rPr>
+        <w:t xml:space="preserve">No coding required: </w:t>
+      </w:r>
+      <w:r>
+        <w:t xml:space="preserve">questions are typed in plain English, and Q&amp;A automatically selects the most suitable visual.</w:t>
+      </w:r>
+    </w:p>
+    <w:p>
+      <w:pPr>
+        <w:pStyle w:val="ListParagraph"/>
+        <w:numPr>
+          <w:ilvl w:val="0"/>
+          <w:numId w:val="2"/>
+        </w:numPr>
+      </w:pPr>
+      <w:r>
+        <w:rPr>
+          <w:b/>
+          <w:bCs/>
+        </w:rPr>
+        <w:t xml:space="preserve">Trusted and governed: </w:t>
+      </w:r>
+      <w:r>
+        <w:t xml:space="preserve">answers come from the same certified dataset the organisation already relies on.</w:t>
+      </w:r>
+    </w:p>
+    <w:p>
+      <w:pPr>
+        <w:pStyle w:val="ListParagraph"/>
+        <w:numPr>
+          <w:ilvl w:val="0"/>
+          <w:numId w:val="2"/>
+        </w:numPr>
+      </w:pPr>
+      <w:r>
+        <w:rPr>
+          <w:b/>
+          <w:bCs/>
+        </w:rPr>
+        <w:t xml:space="preserve">No additional cost: </w:t>
+      </w:r>
+      <w:r>
+        <w:t xml:space="preserve">Q&amp;A is included in the Power BI Pro licence — no Premium or Fabric capacity is required.</w:t>
+      </w:r>
+    </w:p>
+    <w:p>
+      <w:pPr>
+        <w:pStyle w:val="ListParagraph"/>
+        <w:numPr>
+          <w:ilvl w:val="0"/>
+          <w:numId w:val="2"/>
+        </w:numPr>
+      </w:pPr>
+      <w:r>
+        <w:rPr>
+          <w:b/>
+          <w:bCs/>
+        </w:rPr>
+        <w:t xml:space="preserve">Fast to adopt: </w:t>
+      </w:r>
+      <w:r>
+        <w:t xml:space="preserve">the visual is added from the Insert tab in minutes and tuned with business synonyms.</w:t>
+      </w:r>
+    </w:p>
+    <w:p>
+      <w:r>
+        <w:rPr>
+          <w:b/>
+          <w:bCs/>
+        </w:rPr>
+        <w:t xml:space="preserve">Recommendation: </w:t>
+      </w:r>
+      <w:r>
+        <w:t xml:space="preserve">enable Power BI Q&amp;A on the organisation’s key dashboards to reduce reporting effort, speed up decisions, and extend self-service analytics to every business user.</w:t>
+      </w:r>
+    </w:p>
+    <w:p>
+      <w:pPr>
+        <w:pStyle w:val="Heading1"/>
+      </w:pPr>
+      <w:r>
+        <w:t xml:space="preserve">2.  Business Requirement</w:t>
+      </w:r>
+    </w:p>
+    <w:p>
+      <w:r>
+        <w:t>Business users increasingly need timely answers to data questions, yet they often depend on analysts to build one-off reports. This creates delays, adds to the reporting backlog, and limits how quickly the business can respond to change.</w:t>
+      </w:r>
+    </w:p>
+    <w:p>
+      <w:r>
+        <w:t>The business requires a solution that:</w:t>
+      </w:r>
+    </w:p>
+    <w:p>
+      <w:pPr>
+        <w:pStyle w:val="ListParagraph"/>
+        <w:numPr>
+          <w:ilvl w:val="0"/>
+          <w:numId w:val="2"/>
+        </w:numPr>
+      </w:pPr>
+      <w:r>
+        <w:rPr>
+          <w:b/>
+          <w:bCs/>
+        </w:rPr>
+        <w:t xml:space="preserve">Enables self-service: </w:t>
+      </w:r>
+      <w:r>
+        <w:t xml:space="preserve">lets non-technical users explore data and answer ad-hoc questions on their own.</w:t>
+      </w:r>
+    </w:p>
+    <w:p>
+      <w:pPr>
+        <w:pStyle w:val="ListParagraph"/>
+        <w:numPr>
+          <w:ilvl w:val="0"/>
+          <w:numId w:val="2"/>
+        </w:numPr>
+      </w:pPr>
+      <w:r>
+        <w:rPr>
+          <w:b/>
+          <w:bCs/>
+        </w:rPr>
+        <w:t xml:space="preserve">Removes the skills barrier: </w:t>
+      </w:r>
+      <w:r>
+        <w:t xml:space="preserve">requires no DAX, data-modelling, or report-building expertise.</w:t>
+      </w:r>
+    </w:p>
+    <w:p>
+      <w:pPr>
+        <w:pStyle w:val="ListParagraph"/>
+        <w:numPr>
+          <w:ilvl w:val="0"/>
+          <w:numId w:val="2"/>
+        </w:numPr>
+      </w:pPr>
+      <w:r>
+        <w:rPr>
+          <w:b/>
+          <w:bCs/>
+        </w:rPr>
+        <w:t xml:space="preserve">Preserves governance: </w:t>
+      </w:r>
+      <w:r>
+        <w:t xml:space="preserve">draws answers from a single, certified source of truth so results stay consistent.</w:t>
+      </w:r>
+    </w:p>
+    <w:p>
+      <w:pPr>
+        <w:pStyle w:val="ListParagraph"/>
+        <w:numPr>
+          <w:ilvl w:val="0"/>
+          <w:numId w:val="2"/>
+        </w:numPr>
+      </w:pPr>
+      <w:r>
+        <w:rPr>
+          <w:b/>
+          <w:bCs/>
+        </w:rPr>
+        <w:t xml:space="preserve">Delivers instant results: </w:t>
+      </w:r>
+      <w:r>
+        <w:t xml:space="preserve">returns the answer and the appropriate visual immediately, without a report request.</w:t>
+      </w:r>
+    </w:p>
+    <w:p>
+      <w:pPr>
+        <w:pStyle w:val="ListParagraph"/>
+        <w:numPr>
+          <w:ilvl w:val="0"/>
+          <w:numId w:val="2"/>
+        </w:numPr>
+      </w:pPr>
+      <w:r>
+        <w:rPr>
+          <w:b/>
+          <w:bCs/>
+        </w:rPr>
+        <w:t xml:space="preserve">Controls cost: </w:t>
+      </w:r>
+      <w:r>
+        <w:t xml:space="preserve">works within existing Power BI Pro licensing, with no additional platform investment.</w:t>
+      </w:r>
+    </w:p>
+    <w:p>
+      <w:r>
+        <w:t>Power BI Q&amp;A meets each of these requirements, as detailed in the sections that follow.</w:t>
+      </w:r>
+    </w:p>
+    <w:p>
+      <w:pPr>
+        <w:pStyle w:val="Heading1"/>
+      </w:pPr>
+      <w:r>
         <w:rPr/>
-        <w:t xml:space="preserve">1.  What is Power BI Q&amp;A?</w:t>
+        <w:t xml:space="preserve">3.  What is Power BI Q&amp;A?</w:t>
       </w:r>
     </w:p>
     <w:p>
@@ -178,8 +421,8 @@
       <w:pPr>
         <w:pBdr>
           <w:top w:val="none" w:color="FFFFFF" w:sz="0"/>
+          <w:left w:val="none" w:color="FFFFFF" w:sz="0"/>
           <w:bottom w:val="none" w:color="FFFFFF" w:sz="0"/>
-          <w:left w:val="none" w:color="FFFFFF" w:sz="0"/>
           <w:right w:val="none" w:color="FFFFFF" w:sz="0"/>
         </w:pBdr>
         <w:spacing w:after="40" w:before="60"/>
@@ -255,7 +498,7 @@
       </w:pPr>
       <w:r>
         <w:rPr/>
-        <w:t xml:space="preserve">2.  How Q&amp;A is Useful to Business Users</w:t>
+        <w:t xml:space="preserve">4.  How Q&amp;A is Useful to Business Users</w:t>
       </w:r>
     </w:p>
     <w:p>
@@ -382,8 +625,8 @@
       <w:pPr>
         <w:pBdr>
           <w:top w:val="none" w:color="FFFFFF" w:sz="0"/>
+          <w:left w:val="none" w:color="FFFFFF" w:sz="0"/>
           <w:bottom w:val="none" w:color="FFFFFF" w:sz="0"/>
-          <w:left w:val="none" w:color="FFFFFF" w:sz="0"/>
           <w:right w:val="none" w:color="FFFFFF" w:sz="0"/>
         </w:pBdr>
         <w:spacing w:after="40" w:before="60"/>
@@ -459,7 +702,7 @@
       </w:pPr>
       <w:r>
         <w:rPr/>
-        <w:t xml:space="preserve">3.  How to Enable Q&amp;A</w:t>
+        <w:t xml:space="preserve">5.  How to Enable Q&amp;A</w:t>
       </w:r>
     </w:p>
     <w:p>
@@ -475,7 +718,7 @@
       </w:pPr>
       <w:r>
         <w:rPr/>
-        <w:t xml:space="preserve">3.1  Add the Q&amp;A visual</w:t>
+        <w:t xml:space="preserve">5.1  Add the Q&amp;A visual</w:t>
       </w:r>
     </w:p>
     <w:p>
@@ -554,8 +797,8 @@
       <w:pPr>
         <w:pBdr>
           <w:top w:val="none" w:color="FFFFFF" w:sz="0"/>
+          <w:left w:val="none" w:color="FFFFFF" w:sz="0"/>
           <w:bottom w:val="none" w:color="FFFFFF" w:sz="0"/>
-          <w:left w:val="none" w:color="FFFFFF" w:sz="0"/>
           <w:right w:val="none" w:color="FFFFFF" w:sz="0"/>
         </w:pBdr>
         <w:spacing w:after="40" w:before="60"/>
@@ -631,7 +874,7 @@
       </w:pPr>
       <w:r>
         <w:rPr/>
-        <w:t xml:space="preserve">3.2  Tune Q&amp;A so answers are accurate</w:t>
+        <w:t xml:space="preserve">5.2  Tune Q&amp;A so answers are accurate</w:t>
       </w:r>
     </w:p>
     <w:p>
@@ -705,8 +948,8 @@
       <w:pPr>
         <w:pBdr>
           <w:top w:val="none" w:color="FFFFFF" w:sz="0"/>
+          <w:left w:val="none" w:color="FFFFFF" w:sz="0"/>
           <w:bottom w:val="none" w:color="FFFFFF" w:sz="0"/>
-          <w:left w:val="none" w:color="FFFFFF" w:sz="0"/>
           <w:right w:val="none" w:color="FFFFFF" w:sz="0"/>
         </w:pBdr>
         <w:spacing w:after="40" w:before="60"/>
@@ -782,7 +1025,7 @@
       </w:pPr>
       <w:r>
         <w:rPr/>
-        <w:t xml:space="preserve">3.3  Publish and share</w:t>
+        <w:t xml:space="preserve">5.3  Publish and share</w:t>
       </w:r>
     </w:p>
     <w:p>
@@ -899,7 +1142,7 @@
       </w:pPr>
       <w:r>
         <w:rPr/>
-        <w:t xml:space="preserve">4.  How Q&amp;A Reduces Manual Effort</w:t>
+        <w:t xml:space="preserve">6.  How Q&amp;A Reduces Manual Effort</w:t>
       </w:r>
     </w:p>
     <w:p>
@@ -1465,7 +1708,7 @@
       </w:pPr>
       <w:r>
         <w:rPr/>
-        <w:t xml:space="preserve">5.  Summary &amp; Recommendation</w:t>
+        <w:t xml:space="preserve">7.  Summary &amp; Recommendation</w:t>
       </w:r>
     </w:p>
     <w:p>
